--- a/Templates/ФНС/3-я очередь/3-я_ЮЛ_А53-1770-2024__включенка_маркированный.docx
+++ b/Templates/ФНС/3-я очередь/3-я_ЮЛ_А53-1770-2024__включенка_маркированный.docx
@@ -1,6 +1,6 @@
 
 <file path=word/document.xml><?xml version="1.0" encoding="utf-8"?>
-<w:document xmlns:wpc="http://schemas.microsoft.com/office/word/2010/wordprocessingCanvas" xmlns:mc="http://schemas.openxmlformats.org/markup-compatibility/2006" xmlns:o="urn:schemas-microsoft-com:office:office" xmlns:r="http://schemas.openxmlformats.org/officeDocument/2006/relationships" xmlns:m="http://schemas.openxmlformats.org/officeDocument/2006/math" xmlns:v="urn:schemas-microsoft-com:vml" xmlns:wp14="http://schemas.microsoft.com/office/word/2010/wordprocessingDrawing" xmlns:wp="http://schemas.openxmlformats.org/drawingml/2006/wordprocessingDrawing" xmlns:w10="urn:schemas-microsoft-com:office:word" xmlns:w="http://schemas.openxmlformats.org/wordprocessingml/2006/main" xmlns:w14="http://schemas.microsoft.com/office/word/2010/wordml" xmlns:wpg="http://schemas.microsoft.com/office/word/2010/wordprocessingGroup" xmlns:wpi="http://schemas.microsoft.com/office/word/2010/wordprocessingInk" xmlns:wne="http://schemas.microsoft.com/office/word/2006/wordml" xmlns:wps="http://schemas.microsoft.com/office/word/2010/wordprocessingShape" mc:Ignorable="w14 wp14">
+<w:document xmlns:wpc="http://schemas.microsoft.com/office/word/2010/wordprocessingCanvas" xmlns:cx="http://schemas.microsoft.com/office/drawing/2014/chartex" xmlns:cx1="http://schemas.microsoft.com/office/drawing/2015/9/8/chartex" xmlns:cx2="http://schemas.microsoft.com/office/drawing/2015/10/21/chartex" xmlns:cx3="http://schemas.microsoft.com/office/drawing/2016/5/9/chartex" xmlns:cx4="http://schemas.microsoft.com/office/drawing/2016/5/10/chartex" xmlns:cx5="http://schemas.microsoft.com/office/drawing/2016/5/11/chartex" xmlns:cx6="http://schemas.microsoft.com/office/drawing/2016/5/12/chartex" xmlns:cx7="http://schemas.microsoft.com/office/drawing/2016/5/13/chartex" xmlns:cx8="http://schemas.microsoft.com/office/drawing/2016/5/14/chartex" xmlns:mc="http://schemas.openxmlformats.org/markup-compatibility/2006" xmlns:aink="http://schemas.microsoft.com/office/drawing/2016/ink" xmlns:am3d="http://schemas.microsoft.com/office/drawing/2017/model3d" xmlns:o="urn:schemas-microsoft-com:office:office" xmlns:r="http://schemas.openxmlformats.org/officeDocument/2006/relationships" xmlns:m="http://schemas.openxmlformats.org/officeDocument/2006/math" xmlns:v="urn:schemas-microsoft-com:vml" xmlns:wp14="http://schemas.microsoft.com/office/word/2010/wordprocessingDrawing" xmlns:wp="http://schemas.openxmlformats.org/drawingml/2006/wordprocessingDrawing" xmlns:w10="urn:schemas-microsoft-com:office:word" xmlns:w="http://schemas.openxmlformats.org/wordprocessingml/2006/main" xmlns:w14="http://schemas.microsoft.com/office/word/2010/wordml" xmlns:w15="http://schemas.microsoft.com/office/word/2012/wordml" xmlns:w16cex="http://schemas.microsoft.com/office/word/2018/wordml/cex" xmlns:w16cid="http://schemas.microsoft.com/office/word/2016/wordml/cid" xmlns:w16="http://schemas.microsoft.com/office/word/2018/wordml" xmlns:w16sdtdh="http://schemas.microsoft.com/office/word/2020/wordml/sdtdatahash" xmlns:w16se="http://schemas.microsoft.com/office/word/2015/wordml/symex" xmlns:wpg="http://schemas.microsoft.com/office/word/2010/wordprocessingGroup" xmlns:wpi="http://schemas.microsoft.com/office/word/2010/wordprocessingInk" xmlns:wne="http://schemas.microsoft.com/office/word/2006/wordml" xmlns:wps="http://schemas.microsoft.com/office/word/2010/wordprocessingShape" mc:Ignorable="w14 w15 w16se w16cid w16 w16cex w16sdtdh wp14">
   <w:body>
     <w:p>
       <w:pPr>
@@ -125,15 +125,7 @@
         <w:ind w:left="3062" w:right="3064" w:firstLine="6"/>
       </w:pPr>
       <w:r>
-        <w:t xml:space="preserve">О </w:t>
-      </w:r>
-      <w:proofErr w:type="gramStart"/>
-      <w:r>
-        <w:t>П</w:t>
-      </w:r>
-      <w:proofErr w:type="gramEnd"/>
-      <w:r>
-        <w:t xml:space="preserve"> Р Е Д Е Л Е Н И Е РЕЗОЛЮТИВНАЯ</w:t>
+        <w:t>О П Р Е Д Е Л Е Н И Е РЕЗОЛЮТИВНАЯ</w:t>
       </w:r>
       <w:r>
         <w:rPr>
@@ -233,23 +225,17 @@
       <w:pPr>
         <w:pStyle w:val="a3"/>
         <w:tabs>
-          <w:tab w:pos="9643" w:val="right"/>
+          <w:tab w:val="right" w:pos="9643"/>
         </w:tabs>
         <w:spacing w:line="273" w:lineRule="exact"/>
         <w:ind w:left="141"/>
       </w:pPr>
       <w:r>
-        <w:t>[</w:t>
-      </w:r>
-      <w:r>
-        <w:t>66]</w:t>
+        <w:t>[66]</w:t>
       </w:r>
       <w:r>
         <w:tab/>
-        <w:t>Дело № [</w:t>
-      </w:r>
-      <w:r>
-        <w:t>1]</w:t>
+        <w:t>Дело № [1]</w:t>
       </w:r>
     </w:p>
     <w:p>
@@ -260,13 +246,7 @@
         <w:jc w:val="both"/>
       </w:pPr>
       <w:r>
-        <w:t>Арбитражный суд Ростовской области в составе судьи [</w:t>
-      </w:r>
-      <w:r>
-        <w:t>415]</w:t>
-      </w:r>
-      <w:r>
-        <w:t>,</w:t>
+        <w:t>Арбитражный суд Ростовской области в составе судьи [415],</w:t>
       </w:r>
     </w:p>
     <w:p>
@@ -276,13 +256,7 @@
         <w:jc w:val="both"/>
       </w:pPr>
       <w:r>
-        <w:t>рассмотрев заявление ФНС России в лице [</w:t>
-      </w:r>
-      <w:r>
-        <w:t>989]</w:t>
-      </w:r>
-      <w:r>
-        <w:t xml:space="preserve"> о включении в реестр требований кредиторов</w:t>
+        <w:t>рассмотрев заявление ФНС России в лице [989] о включении в реестр требований кредиторов</w:t>
       </w:r>
     </w:p>
     <w:p>
@@ -292,34 +266,7 @@
         <w:jc w:val="both"/>
       </w:pPr>
       <w:r>
-        <w:t>в рамках дела о несостоятельности (банкротстве) общества с ограниченной ответственностью «[</w:t>
-      </w:r>
-      <w:r>
-        <w:t>2]</w:t>
-      </w:r>
-      <w:r>
-        <w:t>» (ОГРН [</w:t>
-      </w:r>
-      <w:r>
-        <w:t>3]</w:t>
-      </w:r>
-      <w:r>
-        <w:t xml:space="preserve">, ИНН </w:t>
-      </w:r>
-      <w:r>
-        <w:t>[</w:t>
-      </w:r>
-      <w:r>
-        <w:t>4]</w:t>
-      </w:r>
-      <w:r>
-        <w:t>, место нахождения: [</w:t>
-      </w:r>
-      <w:r>
-        <w:t>6]</w:t>
-      </w:r>
-      <w:r>
-        <w:t>),</w:t>
+        <w:t>в рамках дела о несостоятельности (банкротстве) общества с ограниченной ответственностью «[2]» (ОГРН [3], ИНН [4], место нахождения: [6]),</w:t>
       </w:r>
     </w:p>
     <w:p>
@@ -476,11 +423,9 @@
         </w:rPr>
         <w:t xml:space="preserve"> </w:t>
       </w:r>
-      <w:proofErr w:type="gramStart"/>
       <w:r>
         <w:t>П</w:t>
       </w:r>
-      <w:proofErr w:type="gramEnd"/>
       <w:r>
         <w:rPr>
           <w:spacing w:val="-2"/>
@@ -519,19 +464,7 @@
         <w:jc w:val="both"/>
       </w:pPr>
       <w:r>
-        <w:t>Признать обоснованным и включить в третью очередь реестра требований кредиторов должника требование ФНС России в лице [</w:t>
-      </w:r>
-      <w:r>
-        <w:t>989]</w:t>
-      </w:r>
-      <w:r>
-        <w:t xml:space="preserve"> в размере [</w:t>
-      </w:r>
-      <w:r>
-        <w:t>13]</w:t>
-      </w:r>
-      <w:r>
-        <w:t xml:space="preserve"> руб. – основной долг.</w:t>
+        <w:t>Признать обоснованным и включить в третью очередь реестра требований кредиторов должника требование ФНС России в лице [989] в размере [13] руб. – основной долг.</w:t>
       </w:r>
     </w:p>
     <w:p>
@@ -542,18 +475,7 @@
         <w:jc w:val="both"/>
       </w:pPr>
       <w:r>
-        <w:t xml:space="preserve">Определение суда может быть обжаловано </w:t>
-      </w:r>
-      <w:proofErr w:type="gramStart"/>
-      <w:r>
-        <w:t>в апелляционном порядке в Пятнадцатый арбит</w:t>
-      </w:r>
-      <w:r>
-        <w:t>ражный апелляционный суд в течение месяца с даты вынесения определения через суд</w:t>
-      </w:r>
-      <w:proofErr w:type="gramEnd"/>
-      <w:r>
-        <w:t>, вынесший определение.</w:t>
+        <w:t>Определение суда может быть обжаловано в апелляционном порядке в Пятнадцатый арбитражный апелляционный суд в течение месяца с даты вынесения определения через суд, вынесший определение.</w:t>
       </w:r>
     </w:p>
     <w:p>
@@ -562,7 +484,6 @@
         <w:ind w:left="141" w:right="144" w:firstLine="710"/>
         <w:jc w:val="both"/>
       </w:pPr>
-      <w:proofErr w:type="gramStart"/>
       <w:r>
         <w:t>Определение суда может быть обжаловано в кассационном порядке в</w:t>
       </w:r>
@@ -573,10 +494,7 @@
         <w:t xml:space="preserve"> </w:t>
       </w:r>
       <w:r>
-        <w:t>Арбитражный суд Северо-Кавказского округа в течение месяца с даты вступления определения</w:t>
-      </w:r>
-      <w:r>
-        <w:t xml:space="preserve"> по</w:t>
+        <w:t>Арбитражный суд Северо-Кавказского округа в течение месяца с даты вступления определения по</w:t>
       </w:r>
       <w:r>
         <w:rPr>
@@ -623,30 +541,23 @@
       <w:r>
         <w:t>предметом рассмотрения арбитражного суда апелляционной инстанции, или суд апелляционной инстанции отказал в восстановлении пропущенного срока подачи апелляционной жалобы.</w:t>
       </w:r>
-      <w:proofErr w:type="gramEnd"/>
     </w:p>
     <w:p>
       <w:pPr>
         <w:pStyle w:val="a3"/>
         <w:tabs>
-          <w:tab w:pos="9643" w:val="right"/>
+          <w:tab w:val="right" w:pos="9643"/>
         </w:tabs>
         <w:spacing w:before="264"/>
         <w:ind w:left="141"/>
         <w:jc w:val="both"/>
       </w:pPr>
       <w:r>
-        <w:t>С</w:t>
-      </w:r>
-      <w:r>
-        <w:t>удья</w:t>
+        <w:t>Судья</w:t>
       </w:r>
       <w:r>
         <w:tab/>
-        <w:t>[</w:t>
-      </w:r>
-      <w:r>
-        <w:t>415]</w:t>
+        <w:t>[415]</w:t>
       </w:r>
     </w:p>
     <w:p>
@@ -722,7 +633,7 @@
         <mc:AlternateContent>
           <mc:Choice Requires="wps">
             <w:drawing>
-              <wp:anchor distT="0" distB="0" distL="0" distR="0" simplePos="0" relativeHeight="487587840" behindDoc="1" locked="0" layoutInCell="1" allowOverlap="1" wp14:anchorId="06E7CE69" wp14:editId="05E6495F">
+              <wp:anchor distT="0" distB="0" distL="0" distR="0" simplePos="0" relativeHeight="487587840" behindDoc="1" locked="0" layoutInCell="1" allowOverlap="1" wp14:anchorId="724B6FC7" wp14:editId="530C12EA">
                 <wp:simplePos x="0" y="0"/>
                 <wp:positionH relativeFrom="page">
                   <wp:posOffset>2036826</wp:posOffset>
@@ -933,34 +844,7 @@
                               <w:rPr>
                                 <w:sz w:val="16"/>
                               </w:rPr>
-                              <w:t>Панова</w:t>
-                            </w:r>
-                            <w:r>
-                              <w:rPr>
-                                <w:spacing w:val="-5"/>
-                                <w:sz w:val="16"/>
-                              </w:rPr>
-                              <w:t xml:space="preserve"> </w:t>
-                            </w:r>
-                            <w:r>
-                              <w:rPr>
-                                <w:sz w:val="16"/>
-                              </w:rPr>
-                              <w:t>Кристина</w:t>
-                            </w:r>
-                            <w:r>
-                              <w:rPr>
-                                <w:spacing w:val="-5"/>
-                                <w:sz w:val="16"/>
-                              </w:rPr>
-                              <w:t xml:space="preserve"> </w:t>
-                            </w:r>
-                            <w:r>
-                              <w:rPr>
-                                <w:spacing w:val="-2"/>
-                                <w:sz w:val="16"/>
-                              </w:rPr>
-                              <w:t>Олеговна</w:t>
+                              <w:t>[415]</w:t>
                             </w:r>
                           </w:p>
                         </w:txbxContent>
@@ -974,16 +858,20 @@
               </wp:anchor>
             </w:drawing>
           </mc:Choice>
-          <mc:Fallback xmlns:pic="http://schemas.openxmlformats.org/drawingml/2006/picture" xmlns:a="http://schemas.openxmlformats.org/drawingml/2006/main" xmlns:ve="http://schemas.openxmlformats.org/markup-compatibility/2006">
+          <mc:Fallback>
             <w:pict>
-              <v:shape style="position:absolute;margin-left:160.380005pt;margin-top:17.699024pt;width:274.5pt;height:52.5pt;mso-position-horizontal-relative:page;mso-position-vertical-relative:paragraph;z-index:-15728640;mso-wrap-distance-left:0;mso-wrap-distance-right:0" type="#_x0000_t202" id="docshape2" filled="false" stroked="true" strokeweight=".5pt" strokecolor="#000000">
+              <v:shapetype w14:anchorId="724B6FC7" id="_x0000_t202" coordsize="21600,21600" o:spt="202" path="m,l,21600r21600,l21600,xe">
+                <v:stroke joinstyle="miter"/>
+                <v:path gradientshapeok="t" o:connecttype="rect"/>
+              </v:shapetype>
+              <v:shape id="Textbox 4" o:spid="_x0000_s1026" type="#_x0000_t202" style="position:absolute;margin-left:160.4pt;margin-top:17.7pt;width:274.5pt;height:52.5pt;z-index:-15728640;visibility:visible;mso-wrap-style:square;mso-wrap-distance-left:0;mso-wrap-distance-top:0;mso-wrap-distance-right:0;mso-wrap-distance-bottom:0;mso-position-horizontal:absolute;mso-position-horizontal-relative:page;mso-position-vertical:absolute;mso-position-vertical-relative:text;v-text-anchor:top" o:gfxdata="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" filled="f" strokeweight=".5pt">
+                <v:path arrowok="t"/>
                 <v:textbox inset="0,0,0,0">
                   <w:txbxContent>
                     <w:p>
                       <w:pPr>
                         <w:spacing w:before="43"/>
-                        <w:ind w:left="130" w:right="0" w:firstLine="0"/>
-                        <w:jc w:val="left"/>
+                        <w:ind w:left="130"/>
                         <w:rPr>
                           <w:sz w:val="20"/>
                         </w:rPr>
@@ -999,7 +887,7 @@
                           <w:spacing w:val="-9"/>
                           <w:sz w:val="20"/>
                         </w:rPr>
-                        <w:t> </w:t>
+                        <w:t xml:space="preserve"> </w:t>
                       </w:r>
                       <w:r>
                         <w:rPr>
@@ -1012,7 +900,7 @@
                           <w:spacing w:val="-9"/>
                           <w:sz w:val="20"/>
                         </w:rPr>
-                        <w:t> </w:t>
+                        <w:t xml:space="preserve"> </w:t>
                       </w:r>
                       <w:r>
                         <w:rPr>
@@ -1024,9 +912,8 @@
                     </w:p>
                     <w:p>
                       <w:pPr>
-                        <w:spacing w:line="247" w:lineRule="auto" w:before="50"/>
+                        <w:spacing w:before="50" w:line="247" w:lineRule="auto"/>
                         <w:ind w:left="1295" w:right="428" w:hanging="1165"/>
-                        <w:jc w:val="left"/>
                         <w:rPr>
                           <w:sz w:val="16"/>
                         </w:rPr>
@@ -1042,7 +929,7 @@
                           <w:spacing w:val="-8"/>
                           <w:sz w:val="20"/>
                         </w:rPr>
-                        <w:t> </w:t>
+                        <w:t xml:space="preserve"> </w:t>
                       </w:r>
                       <w:r>
                         <w:rPr>
@@ -1055,7 +942,7 @@
                           <w:spacing w:val="40"/>
                           <w:sz w:val="20"/>
                         </w:rPr>
-                        <w:t> </w:t>
+                        <w:t xml:space="preserve"> </w:t>
                       </w:r>
                       <w:r>
                         <w:rPr>
@@ -1068,7 +955,7 @@
                           <w:spacing w:val="-7"/>
                           <w:sz w:val="16"/>
                         </w:rPr>
-                        <w:t> </w:t>
+                        <w:t xml:space="preserve"> </w:t>
                       </w:r>
                       <w:r>
                         <w:rPr>
@@ -1081,7 +968,7 @@
                           <w:spacing w:val="-6"/>
                           <w:sz w:val="16"/>
                         </w:rPr>
-                        <w:t> </w:t>
+                        <w:t xml:space="preserve"> </w:t>
                       </w:r>
                       <w:r>
                         <w:rPr>
@@ -1094,7 +981,7 @@
                           <w:spacing w:val="-7"/>
                           <w:sz w:val="16"/>
                         </w:rPr>
-                        <w:t> </w:t>
+                        <w:t xml:space="preserve"> </w:t>
                       </w:r>
                       <w:r>
                         <w:rPr>
@@ -1107,7 +994,7 @@
                           <w:spacing w:val="40"/>
                           <w:sz w:val="16"/>
                         </w:rPr>
-                        <w:t> </w:t>
+                        <w:t xml:space="preserve"> </w:t>
                       </w:r>
                       <w:r>
                         <w:rPr>
@@ -1119,8 +1006,7 @@
                     <w:p>
                       <w:pPr>
                         <w:spacing w:before="11"/>
-                        <w:ind w:left="1295" w:right="0" w:firstLine="0"/>
-                        <w:jc w:val="left"/>
+                        <w:ind w:left="1295"/>
                         <w:rPr>
                           <w:sz w:val="16"/>
                         </w:rPr>
@@ -1136,7 +1022,7 @@
                           <w:spacing w:val="-5"/>
                           <w:sz w:val="16"/>
                         </w:rPr>
-                        <w:t> </w:t>
+                        <w:t xml:space="preserve"> </w:t>
                       </w:r>
                       <w:r>
                         <w:rPr>
@@ -1149,56 +1035,26 @@
                           <w:spacing w:val="-5"/>
                           <w:sz w:val="16"/>
                         </w:rPr>
-                        <w:t> </w:t>
+                        <w:t xml:space="preserve"> </w:t>
                       </w:r>
                       <w:r>
                         <w:rPr>
                           <w:sz w:val="16"/>
                         </w:rPr>
-                        <w:t>Панова</w:t>
-                      </w:r>
-                      <w:r>
-                        <w:rPr>
-                          <w:spacing w:val="-5"/>
-                          <w:sz w:val="16"/>
-                        </w:rPr>
-                        <w:t> </w:t>
-                      </w:r>
-                      <w:r>
-                        <w:rPr>
-                          <w:sz w:val="16"/>
-                        </w:rPr>
-                        <w:t>Кристина</w:t>
-                      </w:r>
-                      <w:r>
-                        <w:rPr>
-                          <w:spacing w:val="-5"/>
-                          <w:sz w:val="16"/>
-                        </w:rPr>
-                        <w:t> </w:t>
-                      </w:r>
-                      <w:r>
-                        <w:rPr>
-                          <w:spacing w:val="-2"/>
-                          <w:sz w:val="16"/>
-                        </w:rPr>
-                        <w:t>Олеговна</w:t>
+                        <w:t>[415]</w:t>
                       </w:r>
                     </w:p>
                   </w:txbxContent>
                 </v:textbox>
-                <v:stroke dashstyle="solid"/>
-                <w10:wrap type="topAndBottom"/>
+                <w10:wrap type="topAndBottom" anchorx="page"/>
               </v:shape>
             </w:pict>
           </mc:Fallback>
         </mc:AlternateContent>
       </w:r>
-      <w:bookmarkStart w:id="0" w:name="_GoBack"/>
-      <w:bookmarkEnd w:id="0"/>
     </w:p>
     <w:sectPr>
-      <w:headerReference w:type="default" r:id="rId7"/>
+      <w:headerReference w:type="default" r:id="rId6"/>
       <w:type w:val="continuous"/>
       <w:pgSz w:w="11910" w:h="16840"/>
       <w:pgMar w:top="2400" w:right="708" w:bottom="280" w:left="1559" w:header="700" w:footer="0" w:gutter="0"/>
@@ -1210,7 +1066,7 @@
 </file>
 
 <file path=word/endnotes.xml><?xml version="1.0" encoding="utf-8"?>
-<w:endnotes xmlns:wpc="http://schemas.microsoft.com/office/word/2010/wordprocessingCanvas" xmlns:mc="http://schemas.openxmlformats.org/markup-compatibility/2006" xmlns:o="urn:schemas-microsoft-com:office:office" xmlns:r="http://schemas.openxmlformats.org/officeDocument/2006/relationships" xmlns:m="http://schemas.openxmlformats.org/officeDocument/2006/math" xmlns:v="urn:schemas-microsoft-com:vml" xmlns:wp14="http://schemas.microsoft.com/office/word/2010/wordprocessingDrawing" xmlns:wp="http://schemas.openxmlformats.org/drawingml/2006/wordprocessingDrawing" xmlns:w10="urn:schemas-microsoft-com:office:word" xmlns:w="http://schemas.openxmlformats.org/wordprocessingml/2006/main" xmlns:w14="http://schemas.microsoft.com/office/word/2010/wordml" xmlns:wpg="http://schemas.microsoft.com/office/word/2010/wordprocessingGroup" xmlns:wpi="http://schemas.microsoft.com/office/word/2010/wordprocessingInk" xmlns:wne="http://schemas.microsoft.com/office/word/2006/wordml" xmlns:wps="http://schemas.microsoft.com/office/word/2010/wordprocessingShape" mc:Ignorable="w14 wp14">
+<w:endnotes xmlns:wpc="http://schemas.microsoft.com/office/word/2010/wordprocessingCanvas" xmlns:cx="http://schemas.microsoft.com/office/drawing/2014/chartex" xmlns:cx1="http://schemas.microsoft.com/office/drawing/2015/9/8/chartex" xmlns:cx2="http://schemas.microsoft.com/office/drawing/2015/10/21/chartex" xmlns:cx3="http://schemas.microsoft.com/office/drawing/2016/5/9/chartex" xmlns:cx4="http://schemas.microsoft.com/office/drawing/2016/5/10/chartex" xmlns:cx5="http://schemas.microsoft.com/office/drawing/2016/5/11/chartex" xmlns:cx6="http://schemas.microsoft.com/office/drawing/2016/5/12/chartex" xmlns:cx7="http://schemas.microsoft.com/office/drawing/2016/5/13/chartex" xmlns:cx8="http://schemas.microsoft.com/office/drawing/2016/5/14/chartex" xmlns:mc="http://schemas.openxmlformats.org/markup-compatibility/2006" xmlns:aink="http://schemas.microsoft.com/office/drawing/2016/ink" xmlns:am3d="http://schemas.microsoft.com/office/drawing/2017/model3d" xmlns:o="urn:schemas-microsoft-com:office:office" xmlns:r="http://schemas.openxmlformats.org/officeDocument/2006/relationships" xmlns:m="http://schemas.openxmlformats.org/officeDocument/2006/math" xmlns:v="urn:schemas-microsoft-com:vml" xmlns:wp14="http://schemas.microsoft.com/office/word/2010/wordprocessingDrawing" xmlns:wp="http://schemas.openxmlformats.org/drawingml/2006/wordprocessingDrawing" xmlns:w10="urn:schemas-microsoft-com:office:word" xmlns:w="http://schemas.openxmlformats.org/wordprocessingml/2006/main" xmlns:w14="http://schemas.microsoft.com/office/word/2010/wordml" xmlns:w15="http://schemas.microsoft.com/office/word/2012/wordml" xmlns:w16cex="http://schemas.microsoft.com/office/word/2018/wordml/cex" xmlns:w16cid="http://schemas.microsoft.com/office/word/2016/wordml/cid" xmlns:w16="http://schemas.microsoft.com/office/word/2018/wordml" xmlns:w16sdtdh="http://schemas.microsoft.com/office/word/2020/wordml/sdtdatahash" xmlns:w16se="http://schemas.microsoft.com/office/word/2015/wordml/symex" xmlns:wpg="http://schemas.microsoft.com/office/word/2010/wordprocessingGroup" xmlns:wpi="http://schemas.microsoft.com/office/word/2010/wordprocessingInk" xmlns:wne="http://schemas.microsoft.com/office/word/2006/wordml" xmlns:wps="http://schemas.microsoft.com/office/word/2010/wordprocessingShape" mc:Ignorable="w14 w15 w16se w16cid w16 w16cex w16sdtdh wp14">
   <w:endnote w:type="separator" w:id="-1">
     <w:p>
       <w:r>
@@ -1229,7 +1085,7 @@
 </file>
 
 <file path=word/footnotes.xml><?xml version="1.0" encoding="utf-8"?>
-<w:footnotes xmlns:wpc="http://schemas.microsoft.com/office/word/2010/wordprocessingCanvas" xmlns:mc="http://schemas.openxmlformats.org/markup-compatibility/2006" xmlns:o="urn:schemas-microsoft-com:office:office" xmlns:r="http://schemas.openxmlformats.org/officeDocument/2006/relationships" xmlns:m="http://schemas.openxmlformats.org/officeDocument/2006/math" xmlns:v="urn:schemas-microsoft-com:vml" xmlns:wp14="http://schemas.microsoft.com/office/word/2010/wordprocessingDrawing" xmlns:wp="http://schemas.openxmlformats.org/drawingml/2006/wordprocessingDrawing" xmlns:w10="urn:schemas-microsoft-com:office:word" xmlns:w="http://schemas.openxmlformats.org/wordprocessingml/2006/main" xmlns:w14="http://schemas.microsoft.com/office/word/2010/wordml" xmlns:wpg="http://schemas.microsoft.com/office/word/2010/wordprocessingGroup" xmlns:wpi="http://schemas.microsoft.com/office/word/2010/wordprocessingInk" xmlns:wne="http://schemas.microsoft.com/office/word/2006/wordml" xmlns:wps="http://schemas.microsoft.com/office/word/2010/wordprocessingShape" mc:Ignorable="w14 wp14">
+<w:footnotes xmlns:wpc="http://schemas.microsoft.com/office/word/2010/wordprocessingCanvas" xmlns:cx="http://schemas.microsoft.com/office/drawing/2014/chartex" xmlns:cx1="http://schemas.microsoft.com/office/drawing/2015/9/8/chartex" xmlns:cx2="http://schemas.microsoft.com/office/drawing/2015/10/21/chartex" xmlns:cx3="http://schemas.microsoft.com/office/drawing/2016/5/9/chartex" xmlns:cx4="http://schemas.microsoft.com/office/drawing/2016/5/10/chartex" xmlns:cx5="http://schemas.microsoft.com/office/drawing/2016/5/11/chartex" xmlns:cx6="http://schemas.microsoft.com/office/drawing/2016/5/12/chartex" xmlns:cx7="http://schemas.microsoft.com/office/drawing/2016/5/13/chartex" xmlns:cx8="http://schemas.microsoft.com/office/drawing/2016/5/14/chartex" xmlns:mc="http://schemas.openxmlformats.org/markup-compatibility/2006" xmlns:aink="http://schemas.microsoft.com/office/drawing/2016/ink" xmlns:am3d="http://schemas.microsoft.com/office/drawing/2017/model3d" xmlns:o="urn:schemas-microsoft-com:office:office" xmlns:r="http://schemas.openxmlformats.org/officeDocument/2006/relationships" xmlns:m="http://schemas.openxmlformats.org/officeDocument/2006/math" xmlns:v="urn:schemas-microsoft-com:vml" xmlns:wp14="http://schemas.microsoft.com/office/word/2010/wordprocessingDrawing" xmlns:wp="http://schemas.openxmlformats.org/drawingml/2006/wordprocessingDrawing" xmlns:w10="urn:schemas-microsoft-com:office:word" xmlns:w="http://schemas.openxmlformats.org/wordprocessingml/2006/main" xmlns:w14="http://schemas.microsoft.com/office/word/2010/wordml" xmlns:w15="http://schemas.microsoft.com/office/word/2012/wordml" xmlns:w16cex="http://schemas.microsoft.com/office/word/2018/wordml/cex" xmlns:w16cid="http://schemas.microsoft.com/office/word/2016/wordml/cid" xmlns:w16="http://schemas.microsoft.com/office/word/2018/wordml" xmlns:w16sdtdh="http://schemas.microsoft.com/office/word/2020/wordml/sdtdatahash" xmlns:w16se="http://schemas.microsoft.com/office/word/2015/wordml/symex" xmlns:wpg="http://schemas.microsoft.com/office/word/2010/wordprocessingGroup" xmlns:wpi="http://schemas.microsoft.com/office/word/2010/wordprocessingInk" xmlns:wne="http://schemas.microsoft.com/office/word/2006/wordml" xmlns:wps="http://schemas.microsoft.com/office/word/2010/wordprocessingShape" mc:Ignorable="w14 w15 w16se w16cid w16 w16cex w16sdtdh wp14">
   <w:footnote w:type="separator" w:id="-1">
     <w:p>
       <w:r>
@@ -1248,7 +1104,7 @@
 </file>
 
 <file path=word/header1.xml><?xml version="1.0" encoding="utf-8"?>
-<w:hdr xmlns:wpc="http://schemas.microsoft.com/office/word/2010/wordprocessingCanvas" xmlns:mc="http://schemas.openxmlformats.org/markup-compatibility/2006" xmlns:o="urn:schemas-microsoft-com:office:office" xmlns:r="http://schemas.openxmlformats.org/officeDocument/2006/relationships" xmlns:m="http://schemas.openxmlformats.org/officeDocument/2006/math" xmlns:v="urn:schemas-microsoft-com:vml" xmlns:wp14="http://schemas.microsoft.com/office/word/2010/wordprocessingDrawing" xmlns:wp="http://schemas.openxmlformats.org/drawingml/2006/wordprocessingDrawing" xmlns:w10="urn:schemas-microsoft-com:office:word" xmlns:w="http://schemas.openxmlformats.org/wordprocessingml/2006/main" xmlns:w14="http://schemas.microsoft.com/office/word/2010/wordml" xmlns:wpg="http://schemas.microsoft.com/office/word/2010/wordprocessingGroup" xmlns:wpi="http://schemas.microsoft.com/office/word/2010/wordprocessingInk" xmlns:wne="http://schemas.microsoft.com/office/word/2006/wordml" xmlns:wps="http://schemas.microsoft.com/office/word/2010/wordprocessingShape" mc:Ignorable="w14 wp14">
+<w:hdr xmlns:wpc="http://schemas.microsoft.com/office/word/2010/wordprocessingCanvas" xmlns:cx="http://schemas.microsoft.com/office/drawing/2014/chartex" xmlns:cx1="http://schemas.microsoft.com/office/drawing/2015/9/8/chartex" xmlns:cx2="http://schemas.microsoft.com/office/drawing/2015/10/21/chartex" xmlns:cx3="http://schemas.microsoft.com/office/drawing/2016/5/9/chartex" xmlns:cx4="http://schemas.microsoft.com/office/drawing/2016/5/10/chartex" xmlns:cx5="http://schemas.microsoft.com/office/drawing/2016/5/11/chartex" xmlns:cx6="http://schemas.microsoft.com/office/drawing/2016/5/12/chartex" xmlns:cx7="http://schemas.microsoft.com/office/drawing/2016/5/13/chartex" xmlns:cx8="http://schemas.microsoft.com/office/drawing/2016/5/14/chartex" xmlns:mc="http://schemas.openxmlformats.org/markup-compatibility/2006" xmlns:aink="http://schemas.microsoft.com/office/drawing/2016/ink" xmlns:am3d="http://schemas.microsoft.com/office/drawing/2017/model3d" xmlns:o="urn:schemas-microsoft-com:office:office" xmlns:r="http://schemas.openxmlformats.org/officeDocument/2006/relationships" xmlns:m="http://schemas.openxmlformats.org/officeDocument/2006/math" xmlns:v="urn:schemas-microsoft-com:vml" xmlns:wp14="http://schemas.microsoft.com/office/word/2010/wordprocessingDrawing" xmlns:wp="http://schemas.openxmlformats.org/drawingml/2006/wordprocessingDrawing" xmlns:w10="urn:schemas-microsoft-com:office:word" xmlns:w="http://schemas.openxmlformats.org/wordprocessingml/2006/main" xmlns:w14="http://schemas.microsoft.com/office/word/2010/wordml" xmlns:w15="http://schemas.microsoft.com/office/word/2012/wordml" xmlns:w16cex="http://schemas.microsoft.com/office/word/2018/wordml/cex" xmlns:w16cid="http://schemas.microsoft.com/office/word/2016/wordml/cid" xmlns:w16="http://schemas.microsoft.com/office/word/2018/wordml" xmlns:w16sdtdh="http://schemas.microsoft.com/office/word/2020/wordml/sdtdatahash" xmlns:w16se="http://schemas.microsoft.com/office/word/2015/wordml/symex" xmlns:wpg="http://schemas.microsoft.com/office/word/2010/wordprocessingGroup" xmlns:wpi="http://schemas.microsoft.com/office/word/2010/wordprocessingInk" xmlns:wne="http://schemas.microsoft.com/office/word/2006/wordml" xmlns:wps="http://schemas.microsoft.com/office/word/2010/wordprocessingShape" mc:Ignorable="w14 w15 w16se w16cid w16 w16cex w16sdtdh wp14">
   <w:p>
     <w:pPr>
       <w:pStyle w:val="a3"/>
@@ -1264,57 +1120,7 @@
         <w:lang w:eastAsia="ru-RU"/>
       </w:rPr>
       <w:drawing>
-        <wp:anchor distT="0" distB="0" distL="0" distR="0" simplePos="0" relativeHeight="487552512" behindDoc="1" locked="0" layoutInCell="1" allowOverlap="1">
-          <wp:simplePos x="0" y="0"/>
-          <wp:positionH relativeFrom="page">
-            <wp:posOffset>444577</wp:posOffset>
-          </wp:positionH>
-          <wp:positionV relativeFrom="page">
-            <wp:posOffset>444577</wp:posOffset>
-          </wp:positionV>
-          <wp:extent cx="628904" cy="628904"/>
-          <wp:effectExtent l="0" t="0" r="0" b="0"/>
-          <wp:wrapNone/>
-          <wp:docPr id="1" name="Image 1"/>
-          <wp:cNvGraphicFramePr>
-            <a:graphicFrameLocks xmlns:a="http://schemas.openxmlformats.org/drawingml/2006/main"/>
-          </wp:cNvGraphicFramePr>
-          <a:graphic xmlns:a="http://schemas.openxmlformats.org/drawingml/2006/main">
-            <a:graphicData uri="http://schemas.openxmlformats.org/drawingml/2006/picture">
-              <pic:pic xmlns:pic="http://schemas.openxmlformats.org/drawingml/2006/picture">
-                <pic:nvPicPr>
-                  <pic:cNvPr id="1" name="Image 1"/>
-                  <pic:cNvPicPr/>
-                </pic:nvPicPr>
-                <pic:blipFill>
-                  <a:blip r:embed="rId1" cstate="print"/>
-                  <a:stretch>
-                    <a:fillRect/>
-                  </a:stretch>
-                </pic:blipFill>
-                <pic:spPr>
-                  <a:xfrm>
-                    <a:off x="0" y="0"/>
-                    <a:ext cx="628904" cy="628904"/>
-                  </a:xfrm>
-                  <a:prstGeom prst="rect">
-                    <a:avLst/>
-                  </a:prstGeom>
-                </pic:spPr>
-              </pic:pic>
-            </a:graphicData>
-          </a:graphic>
-        </wp:anchor>
-      </w:drawing>
-    </w:r>
-    <w:r>
-      <w:rPr>
-        <w:noProof/>
-        <w:sz w:val="20"/>
-        <w:lang w:eastAsia="ru-RU"/>
-      </w:rPr>
-      <w:drawing>
-        <wp:anchor distT="0" distB="0" distL="0" distR="0" simplePos="0" relativeHeight="487553024" behindDoc="1" locked="0" layoutInCell="1" allowOverlap="1">
+        <wp:anchor distT="0" distB="0" distL="0" distR="0" simplePos="0" relativeHeight="487553024" behindDoc="1" locked="0" layoutInCell="1" allowOverlap="1" wp14:anchorId="0EA8D31A" wp14:editId="345E6826">
           <wp:simplePos x="0" y="0"/>
           <wp:positionH relativeFrom="page">
             <wp:posOffset>3715773</wp:posOffset>
@@ -1337,7 +1143,7 @@
                   <pic:cNvPicPr/>
                 </pic:nvPicPr>
                 <pic:blipFill>
-                  <a:blip r:embed="rId2" cstate="print"/>
+                  <a:blip r:embed="rId1" cstate="print"/>
                   <a:stretch>
                     <a:fillRect/>
                   </a:stretch>
@@ -1366,7 +1172,7 @@
       <mc:AlternateContent>
         <mc:Choice Requires="wps">
           <w:drawing>
-            <wp:anchor distT="0" distB="0" distL="0" distR="0" simplePos="0" relativeHeight="487553536" behindDoc="1" locked="0" layoutInCell="1" allowOverlap="1">
+            <wp:anchor distT="0" distB="0" distL="0" distR="0" simplePos="0" relativeHeight="487553536" behindDoc="1" locked="0" layoutInCell="1" allowOverlap="1" wp14:anchorId="7AE2697B" wp14:editId="5AF583B3">
               <wp:simplePos x="0" y="0"/>
               <wp:positionH relativeFrom="page">
                 <wp:posOffset>6120765</wp:posOffset>
@@ -1425,20 +1231,19 @@
             </wp:anchor>
           </w:drawing>
         </mc:Choice>
-        <mc:Fallback xmlns:pic="http://schemas.openxmlformats.org/drawingml/2006/picture" xmlns:a="http://schemas.openxmlformats.org/drawingml/2006/main" xmlns:ve="http://schemas.openxmlformats.org/markup-compatibility/2006">
+        <mc:Fallback>
           <w:pict>
-            <v:shapetype id="_x0000_t202" o:spt="202" coordsize="21600,21600" path="m,l,21600r21600,l21600,xe">
+            <v:shapetype w14:anchorId="7AE2697B" id="_x0000_t202" coordsize="21600,21600" o:spt="202" path="m,l,21600r21600,l21600,xe">
               <v:stroke joinstyle="miter"/>
               <v:path gradientshapeok="t" o:connecttype="rect"/>
             </v:shapetype>
-            <v:shape style="position:absolute;margin-left:481.950012pt;margin-top:34.368866pt;width:72pt;height:13.1pt;mso-position-horizontal-relative:page;mso-position-vertical-relative:page;z-index:-15762944" type="#_x0000_t202" id="docshape1" filled="false" stroked="false">
+            <v:shape id="Textbox 3" o:spid="_x0000_s1027" type="#_x0000_t202" style="position:absolute;margin-left:481.95pt;margin-top:34.35pt;width:1in;height:13.1pt;z-index:-15762944;visibility:visible;mso-wrap-style:square;mso-wrap-distance-left:0;mso-wrap-distance-top:0;mso-wrap-distance-right:0;mso-wrap-distance-bottom:0;mso-position-horizontal:absolute;mso-position-horizontal-relative:page;mso-position-vertical:absolute;mso-position-vertical-relative:page;v-text-anchor:top" o:gfxdata="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" filled="f" stroked="f">
               <v:textbox inset="0,0,0,0">
                 <w:txbxContent>
                   <w:p>
                     <w:pPr>
                       <w:spacing w:before="11"/>
-                      <w:ind w:left="20" w:right="0" w:firstLine="0"/>
-                      <w:jc w:val="left"/>
+                      <w:ind w:left="20"/>
                       <w:rPr>
                         <w:sz w:val="20"/>
                       </w:rPr>
@@ -1453,7 +1258,7 @@
                   </w:p>
                 </w:txbxContent>
               </v:textbox>
-              <w10:wrap type="none"/>
+              <w10:wrap anchorx="page" anchory="page"/>
             </v:shape>
           </w:pict>
         </mc:Fallback>
@@ -1464,7 +1269,7 @@
 </file>
 
 <file path=word/styles.xml><?xml version="1.0" encoding="utf-8"?>
-<w:styles xmlns:mc="http://schemas.openxmlformats.org/markup-compatibility/2006" xmlns:r="http://schemas.openxmlformats.org/officeDocument/2006/relationships" xmlns:w="http://schemas.openxmlformats.org/wordprocessingml/2006/main" xmlns:w14="http://schemas.microsoft.com/office/word/2010/wordml" mc:Ignorable="w14">
+<w:styles xmlns:mc="http://schemas.openxmlformats.org/markup-compatibility/2006" xmlns:r="http://schemas.openxmlformats.org/officeDocument/2006/relationships" xmlns:w="http://schemas.openxmlformats.org/wordprocessingml/2006/main" xmlns:w14="http://schemas.microsoft.com/office/word/2010/wordml" xmlns:w15="http://schemas.microsoft.com/office/word/2012/wordml" xmlns:w16cex="http://schemas.microsoft.com/office/word/2018/wordml/cex" xmlns:w16cid="http://schemas.microsoft.com/office/word/2016/wordml/cid" xmlns:w16="http://schemas.microsoft.com/office/word/2018/wordml" xmlns:w16sdtdh="http://schemas.microsoft.com/office/word/2020/wordml/sdtdatahash" xmlns:w16se="http://schemas.microsoft.com/office/word/2015/wordml/symex" mc:Ignorable="w14 w15 w16se w16cid w16 w16cex w16sdtdh">
   <w:docDefaults>
     <w:rPrDefault>
       <w:rPr>
@@ -1482,144 +1287,383 @@
       </w:pPr>
     </w:pPrDefault>
   </w:docDefaults>
-  <w:latentStyles w:defLockedState="0" w:defUIPriority="99" w:defSemiHidden="1" w:defUnhideWhenUsed="1" w:defQFormat="0" w:count="267">
-    <w:lsdException w:name="Normal" w:semiHidden="0" w:uiPriority="0" w:unhideWhenUsed="0" w:qFormat="1"/>
-    <w:lsdException w:name="heading 1" w:semiHidden="0" w:uiPriority="9" w:unhideWhenUsed="0" w:qFormat="1"/>
-    <w:lsdException w:name="heading 2" w:uiPriority="9" w:qFormat="1"/>
-    <w:lsdException w:name="heading 3" w:uiPriority="9" w:qFormat="1"/>
-    <w:lsdException w:name="heading 4" w:uiPriority="9" w:qFormat="1"/>
-    <w:lsdException w:name="heading 5" w:uiPriority="9" w:qFormat="1"/>
-    <w:lsdException w:name="heading 6" w:uiPriority="9" w:qFormat="1"/>
-    <w:lsdException w:name="heading 7" w:uiPriority="9" w:qFormat="1"/>
-    <w:lsdException w:name="heading 8" w:uiPriority="9" w:qFormat="1"/>
-    <w:lsdException w:name="heading 9" w:uiPriority="9" w:qFormat="1"/>
-    <w:lsdException w:name="toc 1" w:uiPriority="39"/>
-    <w:lsdException w:name="toc 2" w:uiPriority="39"/>
-    <w:lsdException w:name="toc 3" w:uiPriority="39"/>
-    <w:lsdException w:name="toc 4" w:uiPriority="39"/>
-    <w:lsdException w:name="toc 5" w:uiPriority="39"/>
-    <w:lsdException w:name="toc 6" w:uiPriority="39"/>
-    <w:lsdException w:name="toc 7" w:uiPriority="39"/>
-    <w:lsdException w:name="toc 8" w:uiPriority="39"/>
-    <w:lsdException w:name="toc 9" w:uiPriority="39"/>
-    <w:lsdException w:name="caption" w:uiPriority="35" w:qFormat="1"/>
-    <w:lsdException w:name="Title" w:semiHidden="0" w:uiPriority="10" w:unhideWhenUsed="0" w:qFormat="1"/>
-    <w:lsdException w:name="Default Paragraph Font" w:uiPriority="1"/>
-    <w:lsdException w:name="Subtitle" w:semiHidden="0" w:uiPriority="11" w:unhideWhenUsed="0" w:qFormat="1"/>
-    <w:lsdException w:name="Strong" w:semiHidden="0" w:uiPriority="22" w:unhideWhenUsed="0" w:qFormat="1"/>
-    <w:lsdException w:name="Emphasis" w:semiHidden="0" w:uiPriority="20" w:unhideWhenUsed="0" w:qFormat="1"/>
-    <w:lsdException w:name="Table Grid" w:semiHidden="0" w:uiPriority="59" w:unhideWhenUsed="0"/>
-    <w:lsdException w:name="Placeholder Text" w:unhideWhenUsed="0"/>
-    <w:lsdException w:name="No Spacing" w:semiHidden="0" w:uiPriority="1" w:unhideWhenUsed="0" w:qFormat="1"/>
-    <w:lsdException w:name="Light Shading" w:semiHidden="0" w:uiPriority="60" w:unhideWhenUsed="0"/>
-    <w:lsdException w:name="Light List" w:semiHidden="0" w:uiPriority="61" w:unhideWhenUsed="0"/>
-    <w:lsdException w:name="Light Grid" w:semiHidden="0" w:uiPriority="62" w:unhideWhenUsed="0"/>
-    <w:lsdException w:name="Medium Shading 1" w:semiHidden="0" w:uiPriority="63" w:unhideWhenUsed="0"/>
-    <w:lsdException w:name="Medium Shading 2" w:semiHidden="0" w:uiPriority="64" w:unhideWhenUsed="0"/>
-    <w:lsdException w:name="Medium List 1" w:semiHidden="0" w:uiPriority="65" w:unhideWhenUsed="0"/>
-    <w:lsdException w:name="Medium List 2" w:semiHidden="0" w:uiPriority="66" w:unhideWhenUsed="0"/>
-    <w:lsdException w:name="Medium Grid 1" w:semiHidden="0" w:uiPriority="67" w:unhideWhenUsed="0"/>
-    <w:lsdException w:name="Medium Grid 2" w:semiHidden="0" w:uiPriority="68" w:unhideWhenUsed="0"/>
-    <w:lsdException w:name="Medium Grid 3" w:semiHidden="0" w:uiPriority="69" w:unhideWhenUsed="0"/>
-    <w:lsdException w:name="Dark List" w:semiHidden="0" w:uiPriority="70" w:unhideWhenUsed="0"/>
-    <w:lsdException w:name="Colorful Shading" w:semiHidden="0" w:uiPriority="71" w:unhideWhenUsed="0"/>
-    <w:lsdException w:name="Colorful List" w:semiHidden="0" w:uiPriority="72" w:unhideWhenUsed="0"/>
-    <w:lsdException w:name="Colorful Grid" w:semiHidden="0" w:uiPriority="73" w:unhideWhenUsed="0"/>
-    <w:lsdException w:name="Light Shading Accent 1" w:semiHidden="0" w:uiPriority="60" w:unhideWhenUsed="0"/>
-    <w:lsdException w:name="Light List Accent 1" w:semiHidden="0" w:uiPriority="61" w:unhideWhenUsed="0"/>
-    <w:lsdException w:name="Light Grid Accent 1" w:semiHidden="0" w:uiPriority="62" w:unhideWhenUsed="0"/>
-    <w:lsdException w:name="Medium Shading 1 Accent 1" w:semiHidden="0" w:uiPriority="63" w:unhideWhenUsed="0"/>
-    <w:lsdException w:name="Medium Shading 2 Accent 1" w:semiHidden="0" w:uiPriority="64" w:unhideWhenUsed="0"/>
-    <w:lsdException w:name="Medium List 1 Accent 1" w:semiHidden="0" w:uiPriority="65" w:unhideWhenUsed="0"/>
-    <w:lsdException w:name="Revision" w:unhideWhenUsed="0"/>
-    <w:lsdException w:name="List Paragraph" w:semiHidden="0" w:uiPriority="34" w:unhideWhenUsed="0" w:qFormat="1"/>
-    <w:lsdException w:name="Quote" w:semiHidden="0" w:uiPriority="29" w:unhideWhenUsed="0" w:qFormat="1"/>
-    <w:lsdException w:name="Intense Quote" w:semiHidden="0" w:uiPriority="30" w:unhideWhenUsed="0" w:qFormat="1"/>
-    <w:lsdException w:name="Medium List 2 Accent 1" w:semiHidden="0" w:uiPriority="66" w:unhideWhenUsed="0"/>
-    <w:lsdException w:name="Medium Grid 1 Accent 1" w:semiHidden="0" w:uiPriority="67" w:unhideWhenUsed="0"/>
-    <w:lsdException w:name="Medium Grid 2 Accent 1" w:semiHidden="0" w:uiPriority="68" w:unhideWhenUsed="0"/>
-    <w:lsdException w:name="Medium Grid 3 Accent 1" w:semiHidden="0" w:uiPriority="69" w:unhideWhenUsed="0"/>
-    <w:lsdException w:name="Dark List Accent 1" w:semiHidden="0" w:uiPriority="70" w:unhideWhenUsed="0"/>
-    <w:lsdException w:name="Colorful Shading Accent 1" w:semiHidden="0" w:uiPriority="71" w:unhideWhenUsed="0"/>
-    <w:lsdException w:name="Colorful List Accent 1" w:semiHidden="0" w:uiPriority="72" w:unhideWhenUsed="0"/>
-    <w:lsdException w:name="Colorful Grid Accent 1" w:semiHidden="0" w:uiPriority="73" w:unhideWhenUsed="0"/>
-    <w:lsdException w:name="Light Shading Accent 2" w:semiHidden="0" w:uiPriority="60" w:unhideWhenUsed="0"/>
-    <w:lsdException w:name="Light List Accent 2" w:semiHidden="0" w:uiPriority="61" w:unhideWhenUsed="0"/>
-    <w:lsdException w:name="Light Grid Accent 2" w:semiHidden="0" w:uiPriority="62" w:unhideWhenUsed="0"/>
-    <w:lsdException w:name="Medium Shading 1 Accent 2" w:semiHidden="0" w:uiPriority="63" w:unhideWhenUsed="0"/>
-    <w:lsdException w:name="Medium Shading 2 Accent 2" w:semiHidden="0" w:uiPriority="64" w:unhideWhenUsed="0"/>
-    <w:lsdException w:name="Medium List 1 Accent 2" w:semiHidden="0" w:uiPriority="65" w:unhideWhenUsed="0"/>
-    <w:lsdException w:name="Medium List 2 Accent 2" w:semiHidden="0" w:uiPriority="66" w:unhideWhenUsed="0"/>
-    <w:lsdException w:name="Medium Grid 1 Accent 2" w:semiHidden="0" w:uiPriority="67" w:unhideWhenUsed="0"/>
-    <w:lsdException w:name="Medium Grid 2 Accent 2" w:semiHidden="0" w:uiPriority="68" w:unhideWhenUsed="0"/>
-    <w:lsdException w:name="Medium Grid 3 Accent 2" w:semiHidden="0" w:uiPriority="69" w:unhideWhenUsed="0"/>
-    <w:lsdException w:name="Dark List Accent 2" w:semiHidden="0" w:uiPriority="70" w:unhideWhenUsed="0"/>
-    <w:lsdException w:name="Colorful Shading Accent 2" w:semiHidden="0" w:uiPriority="71" w:unhideWhenUsed="0"/>
-    <w:lsdException w:name="Colorful List Accent 2" w:semiHidden="0" w:uiPriority="72" w:unhideWhenUsed="0"/>
-    <w:lsdException w:name="Colorful Grid Accent 2" w:semiHidden="0" w:uiPriority="73" w:unhideWhenUsed="0"/>
-    <w:lsdException w:name="Light Shading Accent 3" w:semiHidden="0" w:uiPriority="60" w:unhideWhenUsed="0"/>
-    <w:lsdException w:name="Light List Accent 3" w:semiHidden="0" w:uiPriority="61" w:unhideWhenUsed="0"/>
-    <w:lsdException w:name="Light Grid Accent 3" w:semiHidden="0" w:uiPriority="62" w:unhideWhenUsed="0"/>
-    <w:lsdException w:name="Medium Shading 1 Accent 3" w:semiHidden="0" w:uiPriority="63" w:unhideWhenUsed="0"/>
-    <w:lsdException w:name="Medium Shading 2 Accent 3" w:semiHidden="0" w:uiPriority="64" w:unhideWhenUsed="0"/>
-    <w:lsdException w:name="Medium List 1 Accent 3" w:semiHidden="0" w:uiPriority="65" w:unhideWhenUsed="0"/>
-    <w:lsdException w:name="Medium List 2 Accent 3" w:semiHidden="0" w:uiPriority="66" w:unhideWhenUsed="0"/>
-    <w:lsdException w:name="Medium Grid 1 Accent 3" w:semiHidden="0" w:uiPriority="67" w:unhideWhenUsed="0"/>
-    <w:lsdException w:name="Medium Grid 2 Accent 3" w:semiHidden="0" w:uiPriority="68" w:unhideWhenUsed="0"/>
-    <w:lsdException w:name="Medium Grid 3 Accent 3" w:semiHidden="0" w:uiPriority="69" w:unhideWhenUsed="0"/>
-    <w:lsdException w:name="Dark List Accent 3" w:semiHidden="0" w:uiPriority="70" w:unhideWhenUsed="0"/>
-    <w:lsdException w:name="Colorful Shading Accent 3" w:semiHidden="0" w:uiPriority="71" w:unhideWhenUsed="0"/>
-    <w:lsdException w:name="Colorful List Accent 3" w:semiHidden="0" w:uiPriority="72" w:unhideWhenUsed="0"/>
-    <w:lsdException w:name="Colorful Grid Accent 3" w:semiHidden="0" w:uiPriority="73" w:unhideWhenUsed="0"/>
-    <w:lsdException w:name="Light Shading Accent 4" w:semiHidden="0" w:uiPriority="60" w:unhideWhenUsed="0"/>
-    <w:lsdException w:name="Light List Accent 4" w:semiHidden="0" w:uiPriority="61" w:unhideWhenUsed="0"/>
-    <w:lsdException w:name="Light Grid Accent 4" w:semiHidden="0" w:uiPriority="62" w:unhideWhenUsed="0"/>
-    <w:lsdException w:name="Medium Shading 1 Accent 4" w:semiHidden="0" w:uiPriority="63" w:unhideWhenUsed="0"/>
-    <w:lsdException w:name="Medium Shading 2 Accent 4" w:semiHidden="0" w:uiPriority="64" w:unhideWhenUsed="0"/>
-    <w:lsdException w:name="Medium List 1 Accent 4" w:semiHidden="0" w:uiPriority="65" w:unhideWhenUsed="0"/>
-    <w:lsdException w:name="Medium List 2 Accent 4" w:semiHidden="0" w:uiPriority="66" w:unhideWhenUsed="0"/>
-    <w:lsdException w:name="Medium Grid 1 Accent 4" w:semiHidden="0" w:uiPriority="67" w:unhideWhenUsed="0"/>
-    <w:lsdException w:name="Medium Grid 2 Accent 4" w:semiHidden="0" w:uiPriority="68" w:unhideWhenUsed="0"/>
-    <w:lsdException w:name="Medium Grid 3 Accent 4" w:semiHidden="0" w:uiPriority="69" w:unhideWhenUsed="0"/>
-    <w:lsdException w:name="Dark List Accent 4" w:semiHidden="0" w:uiPriority="70" w:unhideWhenUsed="0"/>
-    <w:lsdException w:name="Colorful Shading Accent 4" w:semiHidden="0" w:uiPriority="71" w:unhideWhenUsed="0"/>
-    <w:lsdException w:name="Colorful List Accent 4" w:semiHidden="0" w:uiPriority="72" w:unhideWhenUsed="0"/>
-    <w:lsdException w:name="Colorful Grid Accent 4" w:semiHidden="0" w:uiPriority="73" w:unhideWhenUsed="0"/>
-    <w:lsdException w:name="Light Shading Accent 5" w:semiHidden="0" w:uiPriority="60" w:unhideWhenUsed="0"/>
-    <w:lsdException w:name="Light List Accent 5" w:semiHidden="0" w:uiPriority="61" w:unhideWhenUsed="0"/>
-    <w:lsdException w:name="Light Grid Accent 5" w:semiHidden="0" w:uiPriority="62" w:unhideWhenUsed="0"/>
-    <w:lsdException w:name="Medium Shading 1 Accent 5" w:semiHidden="0" w:uiPriority="63" w:unhideWhenUsed="0"/>
-    <w:lsdException w:name="Medium Shading 2 Accent 5" w:semiHidden="0" w:uiPriority="64" w:unhideWhenUsed="0"/>
-    <w:lsdException w:name="Medium List 1 Accent 5" w:semiHidden="0" w:uiPriority="65" w:unhideWhenUsed="0"/>
-    <w:lsdException w:name="Medium List 2 Accent 5" w:semiHidden="0" w:uiPriority="66" w:unhideWhenUsed="0"/>
-    <w:lsdException w:name="Medium Grid 1 Accent 5" w:semiHidden="0" w:uiPriority="67" w:unhideWhenUsed="0"/>
-    <w:lsdException w:name="Medium Grid 2 Accent 5" w:semiHidden="0" w:uiPriority="68" w:unhideWhenUsed="0"/>
-    <w:lsdException w:name="Medium Grid 3 Accent 5" w:semiHidden="0" w:uiPriority="69" w:unhideWhenUsed="0"/>
-    <w:lsdException w:name="Dark List Accent 5" w:semiHidden="0" w:uiPriority="70" w:unhideWhenUsed="0"/>
-    <w:lsdException w:name="Colorful Shading Accent 5" w:semiHidden="0" w:uiPriority="71" w:unhideWhenUsed="0"/>
-    <w:lsdException w:name="Colorful List Accent 5" w:semiHidden="0" w:uiPriority="72" w:unhideWhenUsed="0"/>
-    <w:lsdException w:name="Colorful Grid Accent 5" w:semiHidden="0" w:uiPriority="73" w:unhideWhenUsed="0"/>
-    <w:lsdException w:name="Light Shading Accent 6" w:semiHidden="0" w:uiPriority="60" w:unhideWhenUsed="0"/>
-    <w:lsdException w:name="Light List Accent 6" w:semiHidden="0" w:uiPriority="61" w:unhideWhenUsed="0"/>
-    <w:lsdException w:name="Light Grid Accent 6" w:semiHidden="0" w:uiPriority="62" w:unhideWhenUsed="0"/>
-    <w:lsdException w:name="Medium Shading 1 Accent 6" w:semiHidden="0" w:uiPriority="63" w:unhideWhenUsed="0"/>
-    <w:lsdException w:name="Medium Shading 2 Accent 6" w:semiHidden="0" w:uiPriority="64" w:unhideWhenUsed="0"/>
-    <w:lsdException w:name="Medium List 1 Accent 6" w:semiHidden="0" w:uiPriority="65" w:unhideWhenUsed="0"/>
-    <w:lsdException w:name="Medium List 2 Accent 6" w:semiHidden="0" w:uiPriority="66" w:unhideWhenUsed="0"/>
-    <w:lsdException w:name="Medium Grid 1 Accent 6" w:semiHidden="0" w:uiPriority="67" w:unhideWhenUsed="0"/>
-    <w:lsdException w:name="Medium Grid 2 Accent 6" w:semiHidden="0" w:uiPriority="68" w:unhideWhenUsed="0"/>
-    <w:lsdException w:name="Medium Grid 3 Accent 6" w:semiHidden="0" w:uiPriority="69" w:unhideWhenUsed="0"/>
-    <w:lsdException w:name="Dark List Accent 6" w:semiHidden="0" w:uiPriority="70" w:unhideWhenUsed="0"/>
-    <w:lsdException w:name="Colorful Shading Accent 6" w:semiHidden="0" w:uiPriority="71" w:unhideWhenUsed="0"/>
-    <w:lsdException w:name="Colorful List Accent 6" w:semiHidden="0" w:uiPriority="72" w:unhideWhenUsed="0"/>
-    <w:lsdException w:name="Colorful Grid Accent 6" w:semiHidden="0" w:uiPriority="73" w:unhideWhenUsed="0"/>
-    <w:lsdException w:name="Subtle Emphasis" w:semiHidden="0" w:uiPriority="19" w:unhideWhenUsed="0" w:qFormat="1"/>
-    <w:lsdException w:name="Intense Emphasis" w:semiHidden="0" w:uiPriority="21" w:unhideWhenUsed="0" w:qFormat="1"/>
-    <w:lsdException w:name="Subtle Reference" w:semiHidden="0" w:uiPriority="31" w:unhideWhenUsed="0" w:qFormat="1"/>
-    <w:lsdException w:name="Intense Reference" w:semiHidden="0" w:uiPriority="32" w:unhideWhenUsed="0" w:qFormat="1"/>
-    <w:lsdException w:name="Book Title" w:semiHidden="0" w:uiPriority="33" w:unhideWhenUsed="0" w:qFormat="1"/>
-    <w:lsdException w:name="Bibliography" w:uiPriority="37"/>
-    <w:lsdException w:name="TOC Heading" w:uiPriority="39" w:qFormat="1"/>
+  <w:latentStyles w:defLockedState="0" w:defUIPriority="99" w:defSemiHidden="0" w:defUnhideWhenUsed="0" w:defQFormat="0" w:count="376">
+    <w:lsdException w:name="Normal" w:uiPriority="0" w:qFormat="1"/>
+    <w:lsdException w:name="heading 1" w:uiPriority="9" w:qFormat="1"/>
+    <w:lsdException w:name="heading 2" w:semiHidden="1" w:uiPriority="9" w:unhideWhenUsed="1" w:qFormat="1"/>
+    <w:lsdException w:name="heading 3" w:semiHidden="1" w:uiPriority="9" w:unhideWhenUsed="1" w:qFormat="1"/>
+    <w:lsdException w:name="heading 4" w:semiHidden="1" w:uiPriority="9" w:unhideWhenUsed="1" w:qFormat="1"/>
+    <w:lsdException w:name="heading 5" w:semiHidden="1" w:uiPriority="9" w:unhideWhenUsed="1" w:qFormat="1"/>
+    <w:lsdException w:name="heading 6" w:semiHidden="1" w:uiPriority="9" w:unhideWhenUsed="1" w:qFormat="1"/>
+    <w:lsdException w:name="heading 7" w:semiHidden="1" w:uiPriority="9" w:unhideWhenUsed="1" w:qFormat="1"/>
+    <w:lsdException w:name="heading 8" w:semiHidden="1" w:uiPriority="9" w:unhideWhenUsed="1" w:qFormat="1"/>
+    <w:lsdException w:name="heading 9" w:semiHidden="1" w:uiPriority="9" w:unhideWhenUsed="1" w:qFormat="1"/>
+    <w:lsdException w:name="index 1" w:semiHidden="1" w:unhideWhenUsed="1"/>
+    <w:lsdException w:name="index 2" w:semiHidden="1" w:unhideWhenUsed="1"/>
+    <w:lsdException w:name="index 3" w:semiHidden="1" w:unhideWhenUsed="1"/>
+    <w:lsdException w:name="index 4" w:semiHidden="1" w:unhideWhenUsed="1"/>
+    <w:lsdException w:name="index 5" w:semiHidden="1" w:unhideWhenUsed="1"/>
+    <w:lsdException w:name="index 6" w:semiHidden="1" w:unhideWhenUsed="1"/>
+    <w:lsdException w:name="index 7" w:semiHidden="1" w:unhideWhenUsed="1"/>
+    <w:lsdException w:name="index 8" w:semiHidden="1" w:unhideWhenUsed="1"/>
+    <w:lsdException w:name="index 9" w:semiHidden="1" w:unhideWhenUsed="1"/>
+    <w:lsdException w:name="toc 1" w:semiHidden="1" w:uiPriority="39" w:unhideWhenUsed="1"/>
+    <w:lsdException w:name="toc 2" w:semiHidden="1" w:uiPriority="39" w:unhideWhenUsed="1"/>
+    <w:lsdException w:name="toc 3" w:semiHidden="1" w:uiPriority="39" w:unhideWhenUsed="1"/>
+    <w:lsdException w:name="toc 4" w:semiHidden="1" w:uiPriority="39" w:unhideWhenUsed="1"/>
+    <w:lsdException w:name="toc 5" w:semiHidden="1" w:uiPriority="39" w:unhideWhenUsed="1"/>
+    <w:lsdException w:name="toc 6" w:semiHidden="1" w:uiPriority="39" w:unhideWhenUsed="1"/>
+    <w:lsdException w:name="toc 7" w:semiHidden="1" w:uiPriority="39" w:unhideWhenUsed="1"/>
+    <w:lsdException w:name="toc 8" w:semiHidden="1" w:uiPriority="39" w:unhideWhenUsed="1"/>
+    <w:lsdException w:name="toc 9" w:semiHidden="1" w:uiPriority="39" w:unhideWhenUsed="1"/>
+    <w:lsdException w:name="Normal Indent" w:semiHidden="1" w:unhideWhenUsed="1"/>
+    <w:lsdException w:name="footnote text" w:semiHidden="1" w:unhideWhenUsed="1"/>
+    <w:lsdException w:name="annotation text" w:semiHidden="1" w:unhideWhenUsed="1"/>
+    <w:lsdException w:name="header" w:semiHidden="1" w:unhideWhenUsed="1"/>
+    <w:lsdException w:name="footer" w:semiHidden="1" w:unhideWhenUsed="1"/>
+    <w:lsdException w:name="index heading" w:semiHidden="1" w:unhideWhenUsed="1"/>
+    <w:lsdException w:name="caption" w:semiHidden="1" w:uiPriority="35" w:unhideWhenUsed="1" w:qFormat="1"/>
+    <w:lsdException w:name="table of figures" w:semiHidden="1" w:unhideWhenUsed="1"/>
+    <w:lsdException w:name="envelope address" w:semiHidden="1" w:unhideWhenUsed="1"/>
+    <w:lsdException w:name="envelope return" w:semiHidden="1" w:unhideWhenUsed="1"/>
+    <w:lsdException w:name="footnote reference" w:semiHidden="1" w:unhideWhenUsed="1"/>
+    <w:lsdException w:name="annotation reference" w:semiHidden="1" w:unhideWhenUsed="1"/>
+    <w:lsdException w:name="line number" w:semiHidden="1" w:unhideWhenUsed="1"/>
+    <w:lsdException w:name="page number" w:semiHidden="1" w:unhideWhenUsed="1"/>
+    <w:lsdException w:name="endnote reference" w:semiHidden="1" w:unhideWhenUsed="1"/>
+    <w:lsdException w:name="endnote text" w:semiHidden="1" w:unhideWhenUsed="1"/>
+    <w:lsdException w:name="table of authorities" w:semiHidden="1" w:unhideWhenUsed="1"/>
+    <w:lsdException w:name="macro" w:semiHidden="1" w:unhideWhenUsed="1"/>
+    <w:lsdException w:name="toa heading" w:semiHidden="1" w:unhideWhenUsed="1"/>
+    <w:lsdException w:name="List" w:semiHidden="1" w:unhideWhenUsed="1"/>
+    <w:lsdException w:name="List Bullet" w:semiHidden="1" w:unhideWhenUsed="1"/>
+    <w:lsdException w:name="List Number" w:semiHidden="1" w:unhideWhenUsed="1"/>
+    <w:lsdException w:name="List 2" w:semiHidden="1" w:unhideWhenUsed="1"/>
+    <w:lsdException w:name="List 3" w:semiHidden="1" w:unhideWhenUsed="1"/>
+    <w:lsdException w:name="List 4" w:semiHidden="1" w:unhideWhenUsed="1"/>
+    <w:lsdException w:name="List 5" w:semiHidden="1" w:unhideWhenUsed="1"/>
+    <w:lsdException w:name="List Bullet 2" w:semiHidden="1" w:unhideWhenUsed="1"/>
+    <w:lsdException w:name="List Bullet 3" w:semiHidden="1" w:unhideWhenUsed="1"/>
+    <w:lsdException w:name="List Bullet 4" w:semiHidden="1" w:unhideWhenUsed="1"/>
+    <w:lsdException w:name="List Bullet 5" w:semiHidden="1" w:unhideWhenUsed="1"/>
+    <w:lsdException w:name="List Number 2" w:semiHidden="1" w:unhideWhenUsed="1"/>
+    <w:lsdException w:name="List Number 3" w:semiHidden="1" w:unhideWhenUsed="1"/>
+    <w:lsdException w:name="List Number 4" w:semiHidden="1" w:unhideWhenUsed="1"/>
+    <w:lsdException w:name="List Number 5" w:semiHidden="1" w:unhideWhenUsed="1"/>
+    <w:lsdException w:name="Title" w:uiPriority="10" w:qFormat="1"/>
+    <w:lsdException w:name="Closing" w:semiHidden="1" w:unhideWhenUsed="1"/>
+    <w:lsdException w:name="Signature" w:semiHidden="1" w:unhideWhenUsed="1"/>
+    <w:lsdException w:name="Default Paragraph Font" w:semiHidden="1" w:uiPriority="1" w:unhideWhenUsed="1"/>
+    <w:lsdException w:name="Body Text" w:semiHidden="1" w:unhideWhenUsed="1"/>
+    <w:lsdException w:name="Body Text Indent" w:semiHidden="1" w:unhideWhenUsed="1"/>
+    <w:lsdException w:name="List Continue" w:semiHidden="1" w:unhideWhenUsed="1"/>
+    <w:lsdException w:name="List Continue 2" w:semiHidden="1" w:unhideWhenUsed="1"/>
+    <w:lsdException w:name="List Continue 3" w:semiHidden="1" w:unhideWhenUsed="1"/>
+    <w:lsdException w:name="List Continue 4" w:semiHidden="1" w:unhideWhenUsed="1"/>
+    <w:lsdException w:name="List Continue 5" w:semiHidden="1" w:unhideWhenUsed="1"/>
+    <w:lsdException w:name="Message Header" w:semiHidden="1" w:unhideWhenUsed="1"/>
+    <w:lsdException w:name="Subtitle" w:uiPriority="11" w:qFormat="1"/>
+    <w:lsdException w:name="Salutation" w:semiHidden="1" w:unhideWhenUsed="1"/>
+    <w:lsdException w:name="Date" w:semiHidden="1" w:unhideWhenUsed="1"/>
+    <w:lsdException w:name="Body Text First Indent" w:semiHidden="1" w:unhideWhenUsed="1"/>
+    <w:lsdException w:name="Body Text First Indent 2" w:semiHidden="1" w:unhideWhenUsed="1"/>
+    <w:lsdException w:name="Note Heading" w:semiHidden="1" w:unhideWhenUsed="1"/>
+    <w:lsdException w:name="Body Text 2" w:semiHidden="1" w:unhideWhenUsed="1"/>
+    <w:lsdException w:name="Body Text 3" w:semiHidden="1" w:unhideWhenUsed="1"/>
+    <w:lsdException w:name="Body Text Indent 2" w:semiHidden="1" w:unhideWhenUsed="1"/>
+    <w:lsdException w:name="Body Text Indent 3" w:semiHidden="1" w:unhideWhenUsed="1"/>
+    <w:lsdException w:name="Block Text" w:semiHidden="1" w:unhideWhenUsed="1"/>
+    <w:lsdException w:name="Hyperlink" w:semiHidden="1" w:unhideWhenUsed="1"/>
+    <w:lsdException w:name="FollowedHyperlink" w:semiHidden="1" w:unhideWhenUsed="1"/>
+    <w:lsdException w:name="Strong" w:uiPriority="22" w:qFormat="1"/>
+    <w:lsdException w:name="Emphasis" w:uiPriority="20" w:qFormat="1"/>
+    <w:lsdException w:name="Document Map" w:semiHidden="1" w:unhideWhenUsed="1"/>
+    <w:lsdException w:name="Plain Text" w:semiHidden="1" w:unhideWhenUsed="1"/>
+    <w:lsdException w:name="E-mail Signature" w:semiHidden="1" w:unhideWhenUsed="1"/>
+    <w:lsdException w:name="HTML Top of Form" w:semiHidden="1" w:unhideWhenUsed="1"/>
+    <w:lsdException w:name="HTML Bottom of Form" w:semiHidden="1" w:unhideWhenUsed="1"/>
+    <w:lsdException w:name="Normal (Web)" w:semiHidden="1" w:unhideWhenUsed="1"/>
+    <w:lsdException w:name="HTML Acronym" w:semiHidden="1" w:unhideWhenUsed="1"/>
+    <w:lsdException w:name="HTML Address" w:semiHidden="1" w:unhideWhenUsed="1"/>
+    <w:lsdException w:name="HTML Cite" w:semiHidden="1" w:unhideWhenUsed="1"/>
+    <w:lsdException w:name="HTML Code" w:semiHidden="1" w:unhideWhenUsed="1"/>
+    <w:lsdException w:name="HTML Definition" w:semiHidden="1" w:unhideWhenUsed="1"/>
+    <w:lsdException w:name="HTML Keyboard" w:semiHidden="1" w:unhideWhenUsed="1"/>
+    <w:lsdException w:name="HTML Preformatted" w:semiHidden="1" w:unhideWhenUsed="1"/>
+    <w:lsdException w:name="HTML Sample" w:semiHidden="1" w:unhideWhenUsed="1"/>
+    <w:lsdException w:name="HTML Typewriter" w:semiHidden="1" w:unhideWhenUsed="1"/>
+    <w:lsdException w:name="HTML Variable" w:semiHidden="1" w:unhideWhenUsed="1"/>
+    <w:lsdException w:name="Normal Table" w:semiHidden="1" w:unhideWhenUsed="1"/>
+    <w:lsdException w:name="annotation subject" w:semiHidden="1" w:unhideWhenUsed="1"/>
+    <w:lsdException w:name="No List" w:semiHidden="1" w:unhideWhenUsed="1"/>
+    <w:lsdException w:name="Outline List 1" w:semiHidden="1" w:unhideWhenUsed="1"/>
+    <w:lsdException w:name="Outline List 2" w:semiHidden="1" w:unhideWhenUsed="1"/>
+    <w:lsdException w:name="Outline List 3" w:semiHidden="1" w:unhideWhenUsed="1"/>
+    <w:lsdException w:name="Table Simple 1" w:semiHidden="1" w:unhideWhenUsed="1"/>
+    <w:lsdException w:name="Table Simple 2" w:semiHidden="1" w:unhideWhenUsed="1"/>
+    <w:lsdException w:name="Table Simple 3" w:semiHidden="1" w:unhideWhenUsed="1"/>
+    <w:lsdException w:name="Table Classic 1" w:semiHidden="1" w:unhideWhenUsed="1"/>
+    <w:lsdException w:name="Table Classic 2" w:semiHidden="1" w:unhideWhenUsed="1"/>
+    <w:lsdException w:name="Table Classic 3" w:semiHidden="1" w:unhideWhenUsed="1"/>
+    <w:lsdException w:name="Table Classic 4" w:semiHidden="1" w:unhideWhenUsed="1"/>
+    <w:lsdException w:name="Table Colorful 1" w:semiHidden="1" w:unhideWhenUsed="1"/>
+    <w:lsdException w:name="Table Colorful 2" w:semiHidden="1" w:unhideWhenUsed="1"/>
+    <w:lsdException w:name="Table Colorful 3" w:semiHidden="1" w:unhideWhenUsed="1"/>
+    <w:lsdException w:name="Table Columns 1" w:semiHidden="1" w:unhideWhenUsed="1"/>
+    <w:lsdException w:name="Table Columns 2" w:semiHidden="1" w:unhideWhenUsed="1"/>
+    <w:lsdException w:name="Table Columns 3" w:semiHidden="1" w:unhideWhenUsed="1"/>
+    <w:lsdException w:name="Table Columns 4" w:semiHidden="1" w:unhideWhenUsed="1"/>
+    <w:lsdException w:name="Table Columns 5" w:semiHidden="1" w:unhideWhenUsed="1"/>
+    <w:lsdException w:name="Table Grid 1" w:semiHidden="1" w:unhideWhenUsed="1"/>
+    <w:lsdException w:name="Table Grid 2" w:semiHidden="1" w:unhideWhenUsed="1"/>
+    <w:lsdException w:name="Table Grid 3" w:semiHidden="1" w:unhideWhenUsed="1"/>
+    <w:lsdException w:name="Table Grid 4" w:semiHidden="1" w:unhideWhenUsed="1"/>
+    <w:lsdException w:name="Table Grid 5" w:semiHidden="1" w:unhideWhenUsed="1"/>
+    <w:lsdException w:name="Table Grid 6" w:semiHidden="1" w:unhideWhenUsed="1"/>
+    <w:lsdException w:name="Table Grid 7" w:semiHidden="1" w:unhideWhenUsed="1"/>
+    <w:lsdException w:name="Table Grid 8" w:semiHidden="1" w:unhideWhenUsed="1"/>
+    <w:lsdException w:name="Table List 1" w:semiHidden="1" w:unhideWhenUsed="1"/>
+    <w:lsdException w:name="Table List 2" w:semiHidden="1" w:unhideWhenUsed="1"/>
+    <w:lsdException w:name="Table List 3" w:semiHidden="1" w:unhideWhenUsed="1"/>
+    <w:lsdException w:name="Table List 4" w:semiHidden="1" w:unhideWhenUsed="1"/>
+    <w:lsdException w:name="Table List 5" w:semiHidden="1" w:unhideWhenUsed="1"/>
+    <w:lsdException w:name="Table List 6" w:semiHidden="1" w:unhideWhenUsed="1"/>
+    <w:lsdException w:name="Table List 7" w:semiHidden="1" w:unhideWhenUsed="1"/>
+    <w:lsdException w:name="Table List 8" w:semiHidden="1" w:unhideWhenUsed="1"/>
+    <w:lsdException w:name="Table 3D effects 1" w:semiHidden="1" w:unhideWhenUsed="1"/>
+    <w:lsdException w:name="Table 3D effects 2" w:semiHidden="1" w:unhideWhenUsed="1"/>
+    <w:lsdException w:name="Table 3D effects 3" w:semiHidden="1" w:unhideWhenUsed="1"/>
+    <w:lsdException w:name="Table Contemporary" w:semiHidden="1" w:unhideWhenUsed="1"/>
+    <w:lsdException w:name="Table Elegant" w:semiHidden="1" w:unhideWhenUsed="1"/>
+    <w:lsdException w:name="Table Professional" w:semiHidden="1" w:unhideWhenUsed="1"/>
+    <w:lsdException w:name="Table Subtle 1" w:semiHidden="1" w:unhideWhenUsed="1"/>
+    <w:lsdException w:name="Table Subtle 2" w:semiHidden="1" w:unhideWhenUsed="1"/>
+    <w:lsdException w:name="Table Web 1" w:semiHidden="1" w:unhideWhenUsed="1"/>
+    <w:lsdException w:name="Table Web 2" w:semiHidden="1" w:unhideWhenUsed="1"/>
+    <w:lsdException w:name="Table Web 3" w:semiHidden="1" w:unhideWhenUsed="1"/>
+    <w:lsdException w:name="Balloon Text" w:semiHidden="1" w:unhideWhenUsed="1"/>
+    <w:lsdException w:name="Table Grid" w:semiHidden="1" w:uiPriority="59" w:unhideWhenUsed="1"/>
+    <w:lsdException w:name="Table Theme" w:semiHidden="1" w:unhideWhenUsed="1"/>
+    <w:lsdException w:name="Placeholder Text" w:semiHidden="1"/>
+    <w:lsdException w:name="No Spacing" w:uiPriority="1" w:qFormat="1"/>
+    <w:lsdException w:name="Light Shading" w:uiPriority="60"/>
+    <w:lsdException w:name="Light List" w:uiPriority="61"/>
+    <w:lsdException w:name="Light Grid" w:uiPriority="62"/>
+    <w:lsdException w:name="Medium Shading 1" w:uiPriority="63"/>
+    <w:lsdException w:name="Medium Shading 2" w:uiPriority="64"/>
+    <w:lsdException w:name="Medium List 1" w:uiPriority="65"/>
+    <w:lsdException w:name="Medium List 2" w:uiPriority="66"/>
+    <w:lsdException w:name="Medium Grid 1" w:uiPriority="67"/>
+    <w:lsdException w:name="Medium Grid 2" w:uiPriority="68"/>
+    <w:lsdException w:name="Medium Grid 3" w:uiPriority="69"/>
+    <w:lsdException w:name="Dark List" w:uiPriority="70"/>
+    <w:lsdException w:name="Colorful Shading" w:uiPriority="71"/>
+    <w:lsdException w:name="Colorful List" w:uiPriority="72"/>
+    <w:lsdException w:name="Colorful Grid" w:uiPriority="73"/>
+    <w:lsdException w:name="Light Shading Accent 1" w:uiPriority="60"/>
+    <w:lsdException w:name="Light List Accent 1" w:uiPriority="61"/>
+    <w:lsdException w:name="Light Grid Accent 1" w:uiPriority="62"/>
+    <w:lsdException w:name="Medium Shading 1 Accent 1" w:uiPriority="63"/>
+    <w:lsdException w:name="Medium Shading 2 Accent 1" w:uiPriority="64"/>
+    <w:lsdException w:name="Medium List 1 Accent 1" w:uiPriority="65"/>
+    <w:lsdException w:name="Revision" w:semiHidden="1"/>
+    <w:lsdException w:name="List Paragraph" w:uiPriority="34" w:qFormat="1"/>
+    <w:lsdException w:name="Quote" w:uiPriority="29" w:qFormat="1"/>
+    <w:lsdException w:name="Intense Quote" w:uiPriority="30" w:qFormat="1"/>
+    <w:lsdException w:name="Medium List 2 Accent 1" w:uiPriority="66"/>
+    <w:lsdException w:name="Medium Grid 1 Accent 1" w:uiPriority="67"/>
+    <w:lsdException w:name="Medium Grid 2 Accent 1" w:uiPriority="68"/>
+    <w:lsdException w:name="Medium Grid 3 Accent 1" w:uiPriority="69"/>
+    <w:lsdException w:name="Dark List Accent 1" w:uiPriority="70"/>
+    <w:lsdException w:name="Colorful Shading Accent 1" w:uiPriority="71"/>
+    <w:lsdException w:name="Colorful List Accent 1" w:uiPriority="72"/>
+    <w:lsdException w:name="Colorful Grid Accent 1" w:uiPriority="73"/>
+    <w:lsdException w:name="Light Shading Accent 2" w:uiPriority="60"/>
+    <w:lsdException w:name="Light List Accent 2" w:uiPriority="61"/>
+    <w:lsdException w:name="Light Grid Accent 2" w:uiPriority="62"/>
+    <w:lsdException w:name="Medium Shading 1 Accent 2" w:uiPriority="63"/>
+    <w:lsdException w:name="Medium Shading 2 Accent 2" w:uiPriority="64"/>
+    <w:lsdException w:name="Medium List 1 Accent 2" w:uiPriority="65"/>
+    <w:lsdException w:name="Medium List 2 Accent 2" w:uiPriority="66"/>
+    <w:lsdException w:name="Medium Grid 1 Accent 2" w:uiPriority="67"/>
+    <w:lsdException w:name="Medium Grid 2 Accent 2" w:uiPriority="68"/>
+    <w:lsdException w:name="Medium Grid 3 Accent 2" w:uiPriority="69"/>
+    <w:lsdException w:name="Dark List Accent 2" w:uiPriority="70"/>
+    <w:lsdException w:name="Colorful Shading Accent 2" w:uiPriority="71"/>
+    <w:lsdException w:name="Colorful List Accent 2" w:uiPriority="72"/>
+    <w:lsdException w:name="Colorful Grid Accent 2" w:uiPriority="73"/>
+    <w:lsdException w:name="Light Shading Accent 3" w:uiPriority="60"/>
+    <w:lsdException w:name="Light List Accent 3" w:uiPriority="61"/>
+    <w:lsdException w:name="Light Grid Accent 3" w:uiPriority="62"/>
+    <w:lsdException w:name="Medium Shading 1 Accent 3" w:uiPriority="63"/>
+    <w:lsdException w:name="Medium Shading 2 Accent 3" w:uiPriority="64"/>
+    <w:lsdException w:name="Medium List 1 Accent 3" w:uiPriority="65"/>
+    <w:lsdException w:name="Medium List 2 Accent 3" w:uiPriority="66"/>
+    <w:lsdException w:name="Medium Grid 1 Accent 3" w:uiPriority="67"/>
+    <w:lsdException w:name="Medium Grid 2 Accent 3" w:uiPriority="68"/>
+    <w:lsdException w:name="Medium Grid 3 Accent 3" w:uiPriority="69"/>
+    <w:lsdException w:name="Dark List Accent 3" w:uiPriority="70"/>
+    <w:lsdException w:name="Colorful Shading Accent 3" w:uiPriority="71"/>
+    <w:lsdException w:name="Colorful List Accent 3" w:uiPriority="72"/>
+    <w:lsdException w:name="Colorful Grid Accent 3" w:uiPriority="73"/>
+    <w:lsdException w:name="Light Shading Accent 4" w:uiPriority="60"/>
+    <w:lsdException w:name="Light List Accent 4" w:uiPriority="61"/>
+    <w:lsdException w:name="Light Grid Accent 4" w:uiPriority="62"/>
+    <w:lsdException w:name="Medium Shading 1 Accent 4" w:uiPriority="63"/>
+    <w:lsdException w:name="Medium Shading 2 Accent 4" w:uiPriority="64"/>
+    <w:lsdException w:name="Medium List 1 Accent 4" w:uiPriority="65"/>
+    <w:lsdException w:name="Medium List 2 Accent 4" w:uiPriority="66"/>
+    <w:lsdException w:name="Medium Grid 1 Accent 4" w:uiPriority="67"/>
+    <w:lsdException w:name="Medium Grid 2 Accent 4" w:uiPriority="68"/>
+    <w:lsdException w:name="Medium Grid 3 Accent 4" w:uiPriority="69"/>
+    <w:lsdException w:name="Dark List Accent 4" w:uiPriority="70"/>
+    <w:lsdException w:name="Colorful Shading Accent 4" w:uiPriority="71"/>
+    <w:lsdException w:name="Colorful List Accent 4" w:uiPriority="72"/>
+    <w:lsdException w:name="Colorful Grid Accent 4" w:uiPriority="73"/>
+    <w:lsdException w:name="Light Shading Accent 5" w:uiPriority="60"/>
+    <w:lsdException w:name="Light List Accent 5" w:uiPriority="61"/>
+    <w:lsdException w:name="Light Grid Accent 5" w:uiPriority="62"/>
+    <w:lsdException w:name="Medium Shading 1 Accent 5" w:uiPriority="63"/>
+    <w:lsdException w:name="Medium Shading 2 Accent 5" w:uiPriority="64"/>
+    <w:lsdException w:name="Medium List 1 Accent 5" w:uiPriority="65"/>
+    <w:lsdException w:name="Medium List 2 Accent 5" w:uiPriority="66"/>
+    <w:lsdException w:name="Medium Grid 1 Accent 5" w:uiPriority="67"/>
+    <w:lsdException w:name="Medium Grid 2 Accent 5" w:uiPriority="68"/>
+    <w:lsdException w:name="Medium Grid 3 Accent 5" w:uiPriority="69"/>
+    <w:lsdException w:name="Dark List Accent 5" w:uiPriority="70"/>
+    <w:lsdException w:name="Colorful Shading Accent 5" w:uiPriority="71"/>
+    <w:lsdException w:name="Colorful List Accent 5" w:uiPriority="72"/>
+    <w:lsdException w:name="Colorful Grid Accent 5" w:uiPriority="73"/>
+    <w:lsdException w:name="Light Shading Accent 6" w:uiPriority="60"/>
+    <w:lsdException w:name="Light List Accent 6" w:uiPriority="61"/>
+    <w:lsdException w:name="Light Grid Accent 6" w:uiPriority="62"/>
+    <w:lsdException w:name="Medium Shading 1 Accent 6" w:uiPriority="63"/>
+    <w:lsdException w:name="Medium Shading 2 Accent 6" w:uiPriority="64"/>
+    <w:lsdException w:name="Medium List 1 Accent 6" w:uiPriority="65"/>
+    <w:lsdException w:name="Medium List 2 Accent 6" w:uiPriority="66"/>
+    <w:lsdException w:name="Medium Grid 1 Accent 6" w:uiPriority="67"/>
+    <w:lsdException w:name="Medium Grid 2 Accent 6" w:uiPriority="68"/>
+    <w:lsdException w:name="Medium Grid 3 Accent 6" w:uiPriority="69"/>
+    <w:lsdException w:name="Dark List Accent 6" w:uiPriority="70"/>
+    <w:lsdException w:name="Colorful Shading Accent 6" w:uiPriority="71"/>
+    <w:lsdException w:name="Colorful List Accent 6" w:uiPriority="72"/>
+    <w:lsdException w:name="Colorful Grid Accent 6" w:uiPriority="73"/>
+    <w:lsdException w:name="Subtle Emphasis" w:uiPriority="19" w:qFormat="1"/>
+    <w:lsdException w:name="Intense Emphasis" w:uiPriority="21" w:qFormat="1"/>
+    <w:lsdException w:name="Subtle Reference" w:uiPriority="31" w:qFormat="1"/>
+    <w:lsdException w:name="Intense Reference" w:uiPriority="32" w:qFormat="1"/>
+    <w:lsdException w:name="Book Title" w:uiPriority="33" w:qFormat="1"/>
+    <w:lsdException w:name="Bibliography" w:semiHidden="1" w:uiPriority="37" w:unhideWhenUsed="1"/>
+    <w:lsdException w:name="TOC Heading" w:semiHidden="1" w:uiPriority="39" w:unhideWhenUsed="1" w:qFormat="1"/>
+    <w:lsdException w:name="Plain Table 1" w:uiPriority="41"/>
+    <w:lsdException w:name="Plain Table 2" w:uiPriority="42"/>
+    <w:lsdException w:name="Plain Table 3" w:uiPriority="43"/>
+    <w:lsdException w:name="Plain Table 4" w:uiPriority="44"/>
+    <w:lsdException w:name="Plain Table 5" w:uiPriority="45"/>
+    <w:lsdException w:name="Grid Table Light" w:uiPriority="40"/>
+    <w:lsdException w:name="Grid Table 1 Light" w:uiPriority="46"/>
+    <w:lsdException w:name="Grid Table 2" w:uiPriority="47"/>
+    <w:lsdException w:name="Grid Table 3" w:uiPriority="48"/>
+    <w:lsdException w:name="Grid Table 4" w:uiPriority="49"/>
+    <w:lsdException w:name="Grid Table 5 Dark" w:uiPriority="50"/>
+    <w:lsdException w:name="Grid Table 6 Colorful" w:uiPriority="51"/>
+    <w:lsdException w:name="Grid Table 7 Colorful" w:uiPriority="52"/>
+    <w:lsdException w:name="Grid Table 1 Light Accent 1" w:uiPriority="46"/>
+    <w:lsdException w:name="Grid Table 2 Accent 1" w:uiPriority="47"/>
+    <w:lsdException w:name="Grid Table 3 Accent 1" w:uiPriority="48"/>
+    <w:lsdException w:name="Grid Table 4 Accent 1" w:uiPriority="49"/>
+    <w:lsdException w:name="Grid Table 5 Dark Accent 1" w:uiPriority="50"/>
+    <w:lsdException w:name="Grid Table 6 Colorful Accent 1" w:uiPriority="51"/>
+    <w:lsdException w:name="Grid Table 7 Colorful Accent 1" w:uiPriority="52"/>
+    <w:lsdException w:name="Grid Table 1 Light Accent 2" w:uiPriority="46"/>
+    <w:lsdException w:name="Grid Table 2 Accent 2" w:uiPriority="47"/>
+    <w:lsdException w:name="Grid Table 3 Accent 2" w:uiPriority="48"/>
+    <w:lsdException w:name="Grid Table 4 Accent 2" w:uiPriority="49"/>
+    <w:lsdException w:name="Grid Table 5 Dark Accent 2" w:uiPriority="50"/>
+    <w:lsdException w:name="Grid Table 6 Colorful Accent 2" w:uiPriority="51"/>
+    <w:lsdException w:name="Grid Table 7 Colorful Accent 2" w:uiPriority="52"/>
+    <w:lsdException w:name="Grid Table 1 Light Accent 3" w:uiPriority="46"/>
+    <w:lsdException w:name="Grid Table 2 Accent 3" w:uiPriority="47"/>
+    <w:lsdException w:name="Grid Table 3 Accent 3" w:uiPriority="48"/>
+    <w:lsdException w:name="Grid Table 4 Accent 3" w:uiPriority="49"/>
+    <w:lsdException w:name="Grid Table 5 Dark Accent 3" w:uiPriority="50"/>
+    <w:lsdException w:name="Grid Table 6 Colorful Accent 3" w:uiPriority="51"/>
+    <w:lsdException w:name="Grid Table 7 Colorful Accent 3" w:uiPriority="52"/>
+    <w:lsdException w:name="Grid Table 1 Light Accent 4" w:uiPriority="46"/>
+    <w:lsdException w:name="Grid Table 2 Accent 4" w:uiPriority="47"/>
+    <w:lsdException w:name="Grid Table 3 Accent 4" w:uiPriority="48"/>
+    <w:lsdException w:name="Grid Table 4 Accent 4" w:uiPriority="49"/>
+    <w:lsdException w:name="Grid Table 5 Dark Accent 4" w:uiPriority="50"/>
+    <w:lsdException w:name="Grid Table 6 Colorful Accent 4" w:uiPriority="51"/>
+    <w:lsdException w:name="Grid Table 7 Colorful Accent 4" w:uiPriority="52"/>
+    <w:lsdException w:name="Grid Table 1 Light Accent 5" w:uiPriority="46"/>
+    <w:lsdException w:name="Grid Table 2 Accent 5" w:uiPriority="47"/>
+    <w:lsdException w:name="Grid Table 3 Accent 5" w:uiPriority="48"/>
+    <w:lsdException w:name="Grid Table 4 Accent 5" w:uiPriority="49"/>
+    <w:lsdException w:name="Grid Table 5 Dark Accent 5" w:uiPriority="50"/>
+    <w:lsdException w:name="Grid Table 6 Colorful Accent 5" w:uiPriority="51"/>
+    <w:lsdException w:name="Grid Table 7 Colorful Accent 5" w:uiPriority="52"/>
+    <w:lsdException w:name="Grid Table 1 Light Accent 6" w:uiPriority="46"/>
+    <w:lsdException w:name="Grid Table 2 Accent 6" w:uiPriority="47"/>
+    <w:lsdException w:name="Grid Table 3 Accent 6" w:uiPriority="48"/>
+    <w:lsdException w:name="Grid Table 4 Accent 6" w:uiPriority="49"/>
+    <w:lsdException w:name="Grid Table 5 Dark Accent 6" w:uiPriority="50"/>
+    <w:lsdException w:name="Grid Table 6 Colorful Accent 6" w:uiPriority="51"/>
+    <w:lsdException w:name="Grid Table 7 Colorful Accent 6" w:uiPriority="52"/>
+    <w:lsdException w:name="List Table 1 Light" w:uiPriority="46"/>
+    <w:lsdException w:name="List Table 2" w:uiPriority="47"/>
+    <w:lsdException w:name="List Table 3" w:uiPriority="48"/>
+    <w:lsdException w:name="List Table 4" w:uiPriority="49"/>
+    <w:lsdException w:name="List Table 5 Dark" w:uiPriority="50"/>
+    <w:lsdException w:name="List Table 6 Colorful" w:uiPriority="51"/>
+    <w:lsdException w:name="List Table 7 Colorful" w:uiPriority="52"/>
+    <w:lsdException w:name="List Table 1 Light Accent 1" w:uiPriority="46"/>
+    <w:lsdException w:name="List Table 2 Accent 1" w:uiPriority="47"/>
+    <w:lsdException w:name="List Table 3 Accent 1" w:uiPriority="48"/>
+    <w:lsdException w:name="List Table 4 Accent 1" w:uiPriority="49"/>
+    <w:lsdException w:name="List Table 5 Dark Accent 1" w:uiPriority="50"/>
+    <w:lsdException w:name="List Table 6 Colorful Accent 1" w:uiPriority="51"/>
+    <w:lsdException w:name="List Table 7 Colorful Accent 1" w:uiPriority="52"/>
+    <w:lsdException w:name="List Table 1 Light Accent 2" w:uiPriority="46"/>
+    <w:lsdException w:name="List Table 2 Accent 2" w:uiPriority="47"/>
+    <w:lsdException w:name="List Table 3 Accent 2" w:uiPriority="48"/>
+    <w:lsdException w:name="List Table 4 Accent 2" w:uiPriority="49"/>
+    <w:lsdException w:name="List Table 5 Dark Accent 2" w:uiPriority="50"/>
+    <w:lsdException w:name="List Table 6 Colorful Accent 2" w:uiPriority="51"/>
+    <w:lsdException w:name="List Table 7 Colorful Accent 2" w:uiPriority="52"/>
+    <w:lsdException w:name="List Table 1 Light Accent 3" w:uiPriority="46"/>
+    <w:lsdException w:name="List Table 2 Accent 3" w:uiPriority="47"/>
+    <w:lsdException w:name="List Table 3 Accent 3" w:uiPriority="48"/>
+    <w:lsdException w:name="List Table 4 Accent 3" w:uiPriority="49"/>
+    <w:lsdException w:name="List Table 5 Dark Accent 3" w:uiPriority="50"/>
+    <w:lsdException w:name="List Table 6 Colorful Accent 3" w:uiPriority="51"/>
+    <w:lsdException w:name="List Table 7 Colorful Accent 3" w:uiPriority="52"/>
+    <w:lsdException w:name="List Table 1 Light Accent 4" w:uiPriority="46"/>
+    <w:lsdException w:name="List Table 2 Accent 4" w:uiPriority="47"/>
+    <w:lsdException w:name="List Table 3 Accent 4" w:uiPriority="48"/>
+    <w:lsdException w:name="List Table 4 Accent 4" w:uiPriority="49"/>
+    <w:lsdException w:name="List Table 5 Dark Accent 4" w:uiPriority="50"/>
+    <w:lsdException w:name="List Table 6 Colorful Accent 4" w:uiPriority="51"/>
+    <w:lsdException w:name="List Table 7 Colorful Accent 4" w:uiPriority="52"/>
+    <w:lsdException w:name="List Table 1 Light Accent 5" w:uiPriority="46"/>
+    <w:lsdException w:name="List Table 2 Accent 5" w:uiPriority="47"/>
+    <w:lsdException w:name="List Table 3 Accent 5" w:uiPriority="48"/>
+    <w:lsdException w:name="List Table 4 Accent 5" w:uiPriority="49"/>
+    <w:lsdException w:name="List Table 5 Dark Accent 5" w:uiPriority="50"/>
+    <w:lsdException w:name="List Table 6 Colorful Accent 5" w:uiPriority="51"/>
+    <w:lsdException w:name="List Table 7 Colorful Accent 5" w:uiPriority="52"/>
+    <w:lsdException w:name="List Table 1 Light Accent 6" w:uiPriority="46"/>
+    <w:lsdException w:name="List Table 2 Accent 6" w:uiPriority="47"/>
+    <w:lsdException w:name="List Table 3 Accent 6" w:uiPriority="48"/>
+    <w:lsdException w:name="List Table 4 Accent 6" w:uiPriority="49"/>
+    <w:lsdException w:name="List Table 5 Dark Accent 6" w:uiPriority="50"/>
+    <w:lsdException w:name="List Table 6 Colorful Accent 6" w:uiPriority="51"/>
+    <w:lsdException w:name="List Table 7 Colorful Accent 6" w:uiPriority="52"/>
+    <w:lsdException w:name="Mention" w:semiHidden="1" w:unhideWhenUsed="1"/>
+    <w:lsdException w:name="Smart Hyperlink" w:semiHidden="1" w:unhideWhenUsed="1"/>
+    <w:lsdException w:name="Hashtag" w:semiHidden="1" w:unhideWhenUsed="1"/>
+    <w:lsdException w:name="Unresolved Mention" w:semiHidden="1" w:unhideWhenUsed="1"/>
+    <w:lsdException w:name="Smart Link" w:semiHidden="1" w:unhideWhenUsed="1"/>
   </w:latentStyles>
   <w:style w:type="paragraph" w:default="1" w:styleId="a">
     <w:name w:val="Normal"/>
@@ -1730,275 +1774,55 @@
     <w:uiPriority w:val="1"/>
     <w:qFormat/>
   </w:style>
-</w:styles>
-</file>
-
-<file path=word/stylesWithEffects.xml><?xml version="1.0" encoding="utf-8"?>
-<w:styles xmlns:wpc="http://schemas.microsoft.com/office/word/2010/wordprocessingCanvas" xmlns:mc="http://schemas.openxmlformats.org/markup-compatibility/2006" xmlns:o="urn:schemas-microsoft-com:office:office" xmlns:r="http://schemas.openxmlformats.org/officeDocument/2006/relationships" xmlns:m="http://schemas.openxmlformats.org/officeDocument/2006/math" xmlns:v="urn:schemas-microsoft-com:vml" xmlns:wp14="http://schemas.microsoft.com/office/word/2010/wordprocessingDrawing" xmlns:wp="http://schemas.openxmlformats.org/drawingml/2006/wordprocessingDrawing" xmlns:w10="urn:schemas-microsoft-com:office:word" xmlns:w="http://schemas.openxmlformats.org/wordprocessingml/2006/main" xmlns:w14="http://schemas.microsoft.com/office/word/2010/wordml" xmlns:wpg="http://schemas.microsoft.com/office/word/2010/wordprocessingGroup" xmlns:wpi="http://schemas.microsoft.com/office/word/2010/wordprocessingInk" xmlns:wne="http://schemas.microsoft.com/office/word/2006/wordml" xmlns:wps="http://schemas.microsoft.com/office/word/2010/wordprocessingShape" mc:Ignorable="w14 wp14">
-  <w:docDefaults>
-    <w:rPrDefault>
-      <w:rPr>
-        <w:rFonts w:asciiTheme="minorHAnsi" w:eastAsiaTheme="minorHAnsi" w:hAnsiTheme="minorHAnsi" w:cstheme="minorBidi"/>
-        <w:sz w:val="22"/>
-        <w:szCs w:val="22"/>
-        <w:lang w:val="en-US" w:eastAsia="en-US" w:bidi="ar-SA"/>
-      </w:rPr>
-    </w:rPrDefault>
-    <w:pPrDefault>
-      <w:pPr>
-        <w:widowControl w:val="0"/>
-        <w:autoSpaceDE w:val="0"/>
-        <w:autoSpaceDN w:val="0"/>
-      </w:pPr>
-    </w:pPrDefault>
-  </w:docDefaults>
-  <w:latentStyles w:defLockedState="0" w:defUIPriority="99" w:defSemiHidden="1" w:defUnhideWhenUsed="1" w:defQFormat="0" w:count="267">
-    <w:lsdException w:name="Normal" w:semiHidden="0" w:uiPriority="0" w:unhideWhenUsed="0" w:qFormat="1"/>
-    <w:lsdException w:name="heading 1" w:semiHidden="0" w:uiPriority="9" w:unhideWhenUsed="0" w:qFormat="1"/>
-    <w:lsdException w:name="heading 2" w:uiPriority="9" w:qFormat="1"/>
-    <w:lsdException w:name="heading 3" w:uiPriority="9" w:qFormat="1"/>
-    <w:lsdException w:name="heading 4" w:uiPriority="9" w:qFormat="1"/>
-    <w:lsdException w:name="heading 5" w:uiPriority="9" w:qFormat="1"/>
-    <w:lsdException w:name="heading 6" w:uiPriority="9" w:qFormat="1"/>
-    <w:lsdException w:name="heading 7" w:uiPriority="9" w:qFormat="1"/>
-    <w:lsdException w:name="heading 8" w:uiPriority="9" w:qFormat="1"/>
-    <w:lsdException w:name="heading 9" w:uiPriority="9" w:qFormat="1"/>
-    <w:lsdException w:name="toc 1" w:uiPriority="39"/>
-    <w:lsdException w:name="toc 2" w:uiPriority="39"/>
-    <w:lsdException w:name="toc 3" w:uiPriority="39"/>
-    <w:lsdException w:name="toc 4" w:uiPriority="39"/>
-    <w:lsdException w:name="toc 5" w:uiPriority="39"/>
-    <w:lsdException w:name="toc 6" w:uiPriority="39"/>
-    <w:lsdException w:name="toc 7" w:uiPriority="39"/>
-    <w:lsdException w:name="toc 8" w:uiPriority="39"/>
-    <w:lsdException w:name="toc 9" w:uiPriority="39"/>
-    <w:lsdException w:name="caption" w:uiPriority="35" w:qFormat="1"/>
-    <w:lsdException w:name="Title" w:semiHidden="0" w:uiPriority="10" w:unhideWhenUsed="0" w:qFormat="1"/>
-    <w:lsdException w:name="Default Paragraph Font" w:uiPriority="1"/>
-    <w:lsdException w:name="Subtitle" w:semiHidden="0" w:uiPriority="11" w:unhideWhenUsed="0" w:qFormat="1"/>
-    <w:lsdException w:name="Strong" w:semiHidden="0" w:uiPriority="22" w:unhideWhenUsed="0" w:qFormat="1"/>
-    <w:lsdException w:name="Emphasis" w:semiHidden="0" w:uiPriority="20" w:unhideWhenUsed="0" w:qFormat="1"/>
-    <w:lsdException w:name="Table Grid" w:semiHidden="0" w:uiPriority="59" w:unhideWhenUsed="0"/>
-    <w:lsdException w:name="Placeholder Text" w:unhideWhenUsed="0"/>
-    <w:lsdException w:name="No Spacing" w:semiHidden="0" w:uiPriority="1" w:unhideWhenUsed="0" w:qFormat="1"/>
-    <w:lsdException w:name="Light Shading" w:semiHidden="0" w:uiPriority="60" w:unhideWhenUsed="0"/>
-    <w:lsdException w:name="Light List" w:semiHidden="0" w:uiPriority="61" w:unhideWhenUsed="0"/>
-    <w:lsdException w:name="Light Grid" w:semiHidden="0" w:uiPriority="62" w:unhideWhenUsed="0"/>
-    <w:lsdException w:name="Medium Shading 1" w:semiHidden="0" w:uiPriority="63" w:unhideWhenUsed="0"/>
-    <w:lsdException w:name="Medium Shading 2" w:semiHidden="0" w:uiPriority="64" w:unhideWhenUsed="0"/>
-    <w:lsdException w:name="Medium List 1" w:semiHidden="0" w:uiPriority="65" w:unhideWhenUsed="0"/>
-    <w:lsdException w:name="Medium List 2" w:semiHidden="0" w:uiPriority="66" w:unhideWhenUsed="0"/>
-    <w:lsdException w:name="Medium Grid 1" w:semiHidden="0" w:uiPriority="67" w:unhideWhenUsed="0"/>
-    <w:lsdException w:name="Medium Grid 2" w:semiHidden="0" w:uiPriority="68" w:unhideWhenUsed="0"/>
-    <w:lsdException w:name="Medium Grid 3" w:semiHidden="0" w:uiPriority="69" w:unhideWhenUsed="0"/>
-    <w:lsdException w:name="Dark List" w:semiHidden="0" w:uiPriority="70" w:unhideWhenUsed="0"/>
-    <w:lsdException w:name="Colorful Shading" w:semiHidden="0" w:uiPriority="71" w:unhideWhenUsed="0"/>
-    <w:lsdException w:name="Colorful List" w:semiHidden="0" w:uiPriority="72" w:unhideWhenUsed="0"/>
-    <w:lsdException w:name="Colorful Grid" w:semiHidden="0" w:uiPriority="73" w:unhideWhenUsed="0"/>
-    <w:lsdException w:name="Light Shading Accent 1" w:semiHidden="0" w:uiPriority="60" w:unhideWhenUsed="0"/>
-    <w:lsdException w:name="Light List Accent 1" w:semiHidden="0" w:uiPriority="61" w:unhideWhenUsed="0"/>
-    <w:lsdException w:name="Light Grid Accent 1" w:semiHidden="0" w:uiPriority="62" w:unhideWhenUsed="0"/>
-    <w:lsdException w:name="Medium Shading 1 Accent 1" w:semiHidden="0" w:uiPriority="63" w:unhideWhenUsed="0"/>
-    <w:lsdException w:name="Medium Shading 2 Accent 1" w:semiHidden="0" w:uiPriority="64" w:unhideWhenUsed="0"/>
-    <w:lsdException w:name="Medium List 1 Accent 1" w:semiHidden="0" w:uiPriority="65" w:unhideWhenUsed="0"/>
-    <w:lsdException w:name="Revision" w:unhideWhenUsed="0"/>
-    <w:lsdException w:name="List Paragraph" w:semiHidden="0" w:uiPriority="34" w:unhideWhenUsed="0" w:qFormat="1"/>
-    <w:lsdException w:name="Quote" w:semiHidden="0" w:uiPriority="29" w:unhideWhenUsed="0" w:qFormat="1"/>
-    <w:lsdException w:name="Intense Quote" w:semiHidden="0" w:uiPriority="30" w:unhideWhenUsed="0" w:qFormat="1"/>
-    <w:lsdException w:name="Medium List 2 Accent 1" w:semiHidden="0" w:uiPriority="66" w:unhideWhenUsed="0"/>
-    <w:lsdException w:name="Medium Grid 1 Accent 1" w:semiHidden="0" w:uiPriority="67" w:unhideWhenUsed="0"/>
-    <w:lsdException w:name="Medium Grid 2 Accent 1" w:semiHidden="0" w:uiPriority="68" w:unhideWhenUsed="0"/>
-    <w:lsdException w:name="Medium Grid 3 Accent 1" w:semiHidden="0" w:uiPriority="69" w:unhideWhenUsed="0"/>
-    <w:lsdException w:name="Dark List Accent 1" w:semiHidden="0" w:uiPriority="70" w:unhideWhenUsed="0"/>
-    <w:lsdException w:name="Colorful Shading Accent 1" w:semiHidden="0" w:uiPriority="71" w:unhideWhenUsed="0"/>
-    <w:lsdException w:name="Colorful List Accent 1" w:semiHidden="0" w:uiPriority="72" w:unhideWhenUsed="0"/>
-    <w:lsdException w:name="Colorful Grid Accent 1" w:semiHidden="0" w:uiPriority="73" w:unhideWhenUsed="0"/>
-    <w:lsdException w:name="Light Shading Accent 2" w:semiHidden="0" w:uiPriority="60" w:unhideWhenUsed="0"/>
-    <w:lsdException w:name="Light List Accent 2" w:semiHidden="0" w:uiPriority="61" w:unhideWhenUsed="0"/>
-    <w:lsdException w:name="Light Grid Accent 2" w:semiHidden="0" w:uiPriority="62" w:unhideWhenUsed="0"/>
-    <w:lsdException w:name="Medium Shading 1 Accent 2" w:semiHidden="0" w:uiPriority="63" w:unhideWhenUsed="0"/>
-    <w:lsdException w:name="Medium Shading 2 Accent 2" w:semiHidden="0" w:uiPriority="64" w:unhideWhenUsed="0"/>
-    <w:lsdException w:name="Medium List 1 Accent 2" w:semiHidden="0" w:uiPriority="65" w:unhideWhenUsed="0"/>
-    <w:lsdException w:name="Medium List 2 Accent 2" w:semiHidden="0" w:uiPriority="66" w:unhideWhenUsed="0"/>
-    <w:lsdException w:name="Medium Grid 1 Accent 2" w:semiHidden="0" w:uiPriority="67" w:unhideWhenUsed="0"/>
-    <w:lsdException w:name="Medium Grid 2 Accent 2" w:semiHidden="0" w:uiPriority="68" w:unhideWhenUsed="0"/>
-    <w:lsdException w:name="Medium Grid 3 Accent 2" w:semiHidden="0" w:uiPriority="69" w:unhideWhenUsed="0"/>
-    <w:lsdException w:name="Dark List Accent 2" w:semiHidden="0" w:uiPriority="70" w:unhideWhenUsed="0"/>
-    <w:lsdException w:name="Colorful Shading Accent 2" w:semiHidden="0" w:uiPriority="71" w:unhideWhenUsed="0"/>
-    <w:lsdException w:name="Colorful List Accent 2" w:semiHidden="0" w:uiPriority="72" w:unhideWhenUsed="0"/>
-    <w:lsdException w:name="Colorful Grid Accent 2" w:semiHidden="0" w:uiPriority="73" w:unhideWhenUsed="0"/>
-    <w:lsdException w:name="Light Shading Accent 3" w:semiHidden="0" w:uiPriority="60" w:unhideWhenUsed="0"/>
-    <w:lsdException w:name="Light List Accent 3" w:semiHidden="0" w:uiPriority="61" w:unhideWhenUsed="0"/>
-    <w:lsdException w:name="Light Grid Accent 3" w:semiHidden="0" w:uiPriority="62" w:unhideWhenUsed="0"/>
-    <w:lsdException w:name="Medium Shading 1 Accent 3" w:semiHidden="0" w:uiPriority="63" w:unhideWhenUsed="0"/>
-    <w:lsdException w:name="Medium Shading 2 Accent 3" w:semiHidden="0" w:uiPriority="64" w:unhideWhenUsed="0"/>
-    <w:lsdException w:name="Medium List 1 Accent 3" w:semiHidden="0" w:uiPriority="65" w:unhideWhenUsed="0"/>
-    <w:lsdException w:name="Medium List 2 Accent 3" w:semiHidden="0" w:uiPriority="66" w:unhideWhenUsed="0"/>
-    <w:lsdException w:name="Medium Grid 1 Accent 3" w:semiHidden="0" w:uiPriority="67" w:unhideWhenUsed="0"/>
-    <w:lsdException w:name="Medium Grid 2 Accent 3" w:semiHidden="0" w:uiPriority="68" w:unhideWhenUsed="0"/>
-    <w:lsdException w:name="Medium Grid 3 Accent 3" w:semiHidden="0" w:uiPriority="69" w:unhideWhenUsed="0"/>
-    <w:lsdException w:name="Dark List Accent 3" w:semiHidden="0" w:uiPriority="70" w:unhideWhenUsed="0"/>
-    <w:lsdException w:name="Colorful Shading Accent 3" w:semiHidden="0" w:uiPriority="71" w:unhideWhenUsed="0"/>
-    <w:lsdException w:name="Colorful List Accent 3" w:semiHidden="0" w:uiPriority="72" w:unhideWhenUsed="0"/>
-    <w:lsdException w:name="Colorful Grid Accent 3" w:semiHidden="0" w:uiPriority="73" w:unhideWhenUsed="0"/>
-    <w:lsdException w:name="Light Shading Accent 4" w:semiHidden="0" w:uiPriority="60" w:unhideWhenUsed="0"/>
-    <w:lsdException w:name="Light List Accent 4" w:semiHidden="0" w:uiPriority="61" w:unhideWhenUsed="0"/>
-    <w:lsdException w:name="Light Grid Accent 4" w:semiHidden="0" w:uiPriority="62" w:unhideWhenUsed="0"/>
-    <w:lsdException w:name="Medium Shading 1 Accent 4" w:semiHidden="0" w:uiPriority="63" w:unhideWhenUsed="0"/>
-    <w:lsdException w:name="Medium Shading 2 Accent 4" w:semiHidden="0" w:uiPriority="64" w:unhideWhenUsed="0"/>
-    <w:lsdException w:name="Medium List 1 Accent 4" w:semiHidden="0" w:uiPriority="65" w:unhideWhenUsed="0"/>
-    <w:lsdException w:name="Medium List 2 Accent 4" w:semiHidden="0" w:uiPriority="66" w:unhideWhenUsed="0"/>
-    <w:lsdException w:name="Medium Grid 1 Accent 4" w:semiHidden="0" w:uiPriority="67" w:unhideWhenUsed="0"/>
-    <w:lsdException w:name="Medium Grid 2 Accent 4" w:semiHidden="0" w:uiPriority="68" w:unhideWhenUsed="0"/>
-    <w:lsdException w:name="Medium Grid 3 Accent 4" w:semiHidden="0" w:uiPriority="69" w:unhideWhenUsed="0"/>
-    <w:lsdException w:name="Dark List Accent 4" w:semiHidden="0" w:uiPriority="70" w:unhideWhenUsed="0"/>
-    <w:lsdException w:name="Colorful Shading Accent 4" w:semiHidden="0" w:uiPriority="71" w:unhideWhenUsed="0"/>
-    <w:lsdException w:name="Colorful List Accent 4" w:semiHidden="0" w:uiPriority="72" w:unhideWhenUsed="0"/>
-    <w:lsdException w:name="Colorful Grid Accent 4" w:semiHidden="0" w:uiPriority="73" w:unhideWhenUsed="0"/>
-    <w:lsdException w:name="Light Shading Accent 5" w:semiHidden="0" w:uiPriority="60" w:unhideWhenUsed="0"/>
-    <w:lsdException w:name="Light List Accent 5" w:semiHidden="0" w:uiPriority="61" w:unhideWhenUsed="0"/>
-    <w:lsdException w:name="Light Grid Accent 5" w:semiHidden="0" w:uiPriority="62" w:unhideWhenUsed="0"/>
-    <w:lsdException w:name="Medium Shading 1 Accent 5" w:semiHidden="0" w:uiPriority="63" w:unhideWhenUsed="0"/>
-    <w:lsdException w:name="Medium Shading 2 Accent 5" w:semiHidden="0" w:uiPriority="64" w:unhideWhenUsed="0"/>
-    <w:lsdException w:name="Medium List 1 Accent 5" w:semiHidden="0" w:uiPriority="65" w:unhideWhenUsed="0"/>
-    <w:lsdException w:name="Medium List 2 Accent 5" w:semiHidden="0" w:uiPriority="66" w:unhideWhenUsed="0"/>
-    <w:lsdException w:name="Medium Grid 1 Accent 5" w:semiHidden="0" w:uiPriority="67" w:unhideWhenUsed="0"/>
-    <w:lsdException w:name="Medium Grid 2 Accent 5" w:semiHidden="0" w:uiPriority="68" w:unhideWhenUsed="0"/>
-    <w:lsdException w:name="Medium Grid 3 Accent 5" w:semiHidden="0" w:uiPriority="69" w:unhideWhenUsed="0"/>
-    <w:lsdException w:name="Dark List Accent 5" w:semiHidden="0" w:uiPriority="70" w:unhideWhenUsed="0"/>
-    <w:lsdException w:name="Colorful Shading Accent 5" w:semiHidden="0" w:uiPriority="71" w:unhideWhenUsed="0"/>
-    <w:lsdException w:name="Colorful List Accent 5" w:semiHidden="0" w:uiPriority="72" w:unhideWhenUsed="0"/>
-    <w:lsdException w:name="Colorful Grid Accent 5" w:semiHidden="0" w:uiPriority="73" w:unhideWhenUsed="0"/>
-    <w:lsdException w:name="Light Shading Accent 6" w:semiHidden="0" w:uiPriority="60" w:unhideWhenUsed="0"/>
-    <w:lsdException w:name="Light List Accent 6" w:semiHidden="0" w:uiPriority="61" w:unhideWhenUsed="0"/>
-    <w:lsdException w:name="Light Grid Accent 6" w:semiHidden="0" w:uiPriority="62" w:unhideWhenUsed="0"/>
-    <w:lsdException w:name="Medium Shading 1 Accent 6" w:semiHidden="0" w:uiPriority="63" w:unhideWhenUsed="0"/>
-    <w:lsdException w:name="Medium Shading 2 Accent 6" w:semiHidden="0" w:uiPriority="64" w:unhideWhenUsed="0"/>
-    <w:lsdException w:name="Medium List 1 Accent 6" w:semiHidden="0" w:uiPriority="65" w:unhideWhenUsed="0"/>
-    <w:lsdException w:name="Medium List 2 Accent 6" w:semiHidden="0" w:uiPriority="66" w:unhideWhenUsed="0"/>
-    <w:lsdException w:name="Medium Grid 1 Accent 6" w:semiHidden="0" w:uiPriority="67" w:unhideWhenUsed="0"/>
-    <w:lsdException w:name="Medium Grid 2 Accent 6" w:semiHidden="0" w:uiPriority="68" w:unhideWhenUsed="0"/>
-    <w:lsdException w:name="Medium Grid 3 Accent 6" w:semiHidden="0" w:uiPriority="69" w:unhideWhenUsed="0"/>
-    <w:lsdException w:name="Dark List Accent 6" w:semiHidden="0" w:uiPriority="70" w:unhideWhenUsed="0"/>
-    <w:lsdException w:name="Colorful Shading Accent 6" w:semiHidden="0" w:uiPriority="71" w:unhideWhenUsed="0"/>
-    <w:lsdException w:name="Colorful List Accent 6" w:semiHidden="0" w:uiPriority="72" w:unhideWhenUsed="0"/>
-    <w:lsdException w:name="Colorful Grid Accent 6" w:semiHidden="0" w:uiPriority="73" w:unhideWhenUsed="0"/>
-    <w:lsdException w:name="Subtle Emphasis" w:semiHidden="0" w:uiPriority="19" w:unhideWhenUsed="0" w:qFormat="1"/>
-    <w:lsdException w:name="Intense Emphasis" w:semiHidden="0" w:uiPriority="21" w:unhideWhenUsed="0" w:qFormat="1"/>
-    <w:lsdException w:name="Subtle Reference" w:semiHidden="0" w:uiPriority="31" w:unhideWhenUsed="0" w:qFormat="1"/>
-    <w:lsdException w:name="Intense Reference" w:semiHidden="0" w:uiPriority="32" w:unhideWhenUsed="0" w:qFormat="1"/>
-    <w:lsdException w:name="Book Title" w:semiHidden="0" w:uiPriority="33" w:unhideWhenUsed="0" w:qFormat="1"/>
-    <w:lsdException w:name="Bibliography" w:uiPriority="37"/>
-    <w:lsdException w:name="TOC Heading" w:uiPriority="39" w:qFormat="1"/>
-  </w:latentStyles>
-  <w:style w:type="paragraph" w:default="1" w:styleId="a">
-    <w:name w:val="Normal"/>
-    <w:uiPriority w:val="1"/>
-    <w:qFormat/>
+  <w:style w:type="paragraph" w:styleId="a5">
+    <w:name w:val="header"/>
+    <w:basedOn w:val="a"/>
+    <w:link w:val="a6"/>
+    <w:uiPriority w:val="99"/>
+    <w:unhideWhenUsed/>
+    <w:rsid w:val="00723FF5"/>
+    <w:pPr>
+      <w:tabs>
+        <w:tab w:val="center" w:pos="4677"/>
+        <w:tab w:val="right" w:pos="9355"/>
+      </w:tabs>
+    </w:pPr>
+  </w:style>
+  <w:style w:type="character" w:customStyle="1" w:styleId="a6">
+    <w:name w:val="Верхний колонтитул Знак"/>
+    <w:basedOn w:val="a0"/>
+    <w:link w:val="a5"/>
+    <w:uiPriority w:val="99"/>
+    <w:rsid w:val="00723FF5"/>
     <w:rPr>
       <w:rFonts w:ascii="Times New Roman" w:eastAsia="Times New Roman" w:hAnsi="Times New Roman" w:cs="Times New Roman"/>
       <w:lang w:val="ru-RU"/>
     </w:rPr>
   </w:style>
-  <w:style w:type="paragraph" w:styleId="1">
-    <w:name w:val="heading 1"/>
+  <w:style w:type="paragraph" w:styleId="a7">
+    <w:name w:val="footer"/>
     <w:basedOn w:val="a"/>
-    <w:uiPriority w:val="1"/>
-    <w:qFormat/>
+    <w:link w:val="a8"/>
+    <w:uiPriority w:val="99"/>
+    <w:unhideWhenUsed/>
+    <w:rsid w:val="00723FF5"/>
     <w:pPr>
-      <w:ind w:left="10" w:right="11"/>
-      <w:jc w:val="center"/>
-      <w:outlineLvl w:val="0"/>
+      <w:tabs>
+        <w:tab w:val="center" w:pos="4677"/>
+        <w:tab w:val="right" w:pos="9355"/>
+      </w:tabs>
     </w:pPr>
+  </w:style>
+  <w:style w:type="character" w:customStyle="1" w:styleId="a8">
+    <w:name w:val="Нижний колонтитул Знак"/>
+    <w:basedOn w:val="a0"/>
+    <w:link w:val="a7"/>
+    <w:uiPriority w:val="99"/>
+    <w:rsid w:val="00723FF5"/>
     <w:rPr>
-      <w:b/>
-      <w:bCs/>
-      <w:sz w:val="28"/>
-      <w:szCs w:val="28"/>
+      <w:rFonts w:ascii="Times New Roman" w:eastAsia="Times New Roman" w:hAnsi="Times New Roman" w:cs="Times New Roman"/>
+      <w:lang w:val="ru-RU"/>
     </w:rPr>
-  </w:style>
-  <w:style w:type="paragraph" w:styleId="2">
-    <w:name w:val="heading 2"/>
-    <w:basedOn w:val="a"/>
-    <w:uiPriority w:val="1"/>
-    <w:qFormat/>
-    <w:pPr>
-      <w:spacing w:line="273" w:lineRule="exact"/>
-      <w:ind w:left="5" w:right="11"/>
-      <w:jc w:val="center"/>
-      <w:outlineLvl w:val="1"/>
-    </w:pPr>
-    <w:rPr>
-      <w:b/>
-      <w:bCs/>
-      <w:sz w:val="24"/>
-      <w:szCs w:val="24"/>
-    </w:rPr>
-  </w:style>
-  <w:style w:type="character" w:default="1" w:styleId="a0">
-    <w:name w:val="Default Paragraph Font"/>
-    <w:uiPriority w:val="1"/>
-    <w:semiHidden/>
-    <w:unhideWhenUsed/>
-  </w:style>
-  <w:style w:type="table" w:default="1" w:styleId="a1">
-    <w:name w:val="Normal Table"/>
-    <w:uiPriority w:val="99"/>
-    <w:semiHidden/>
-    <w:unhideWhenUsed/>
-    <w:tblPr>
-      <w:tblInd w:w="0" w:type="dxa"/>
-      <w:tblCellMar>
-        <w:top w:w="0" w:type="dxa"/>
-        <w:left w:w="108" w:type="dxa"/>
-        <w:bottom w:w="0" w:type="dxa"/>
-        <w:right w:w="108" w:type="dxa"/>
-      </w:tblCellMar>
-    </w:tblPr>
-  </w:style>
-  <w:style w:type="numbering" w:default="1" w:styleId="a2">
-    <w:name w:val="No List"/>
-    <w:uiPriority w:val="99"/>
-    <w:semiHidden/>
-    <w:unhideWhenUsed/>
-  </w:style>
-  <w:style w:type="table" w:customStyle="1" w:styleId="TableNormal">
-    <w:name w:val="Table Normal"/>
-    <w:uiPriority w:val="2"/>
-    <w:semiHidden/>
-    <w:unhideWhenUsed/>
-    <w:qFormat/>
-    <w:tblPr>
-      <w:tblInd w:w="0" w:type="dxa"/>
-      <w:tblCellMar>
-        <w:top w:w="0" w:type="dxa"/>
-        <w:left w:w="0" w:type="dxa"/>
-        <w:bottom w:w="0" w:type="dxa"/>
-        <w:right w:w="0" w:type="dxa"/>
-      </w:tblCellMar>
-    </w:tblPr>
-  </w:style>
-  <w:style w:type="paragraph" w:styleId="a3">
-    <w:name w:val="Body Text"/>
-    <w:basedOn w:val="a"/>
-    <w:uiPriority w:val="1"/>
-    <w:qFormat/>
-    <w:rPr>
-      <w:sz w:val="24"/>
-      <w:szCs w:val="24"/>
-    </w:rPr>
-  </w:style>
-  <w:style w:type="paragraph" w:styleId="a4">
-    <w:name w:val="List Paragraph"/>
-    <w:basedOn w:val="a"/>
-    <w:uiPriority w:val="1"/>
-    <w:qFormat/>
-  </w:style>
-  <w:style w:type="paragraph" w:customStyle="1" w:styleId="TableParagraph">
-    <w:name w:val="Table Paragraph"/>
-    <w:basedOn w:val="a"/>
-    <w:uiPriority w:val="1"/>
-    <w:qFormat/>
   </w:style>
 </w:styles>
 </file>
